--- a/Диплом.docx
+++ b/Диплом.docx
@@ -723,7 +723,7 @@
             </w:rPr>
             <w:fldChar w:fldCharType="separate"/>
           </w:r>
-          <w:hyperlink w:anchor="_Toc229769056" w:history="1">
+          <w:hyperlink w:anchor="_Toc230063543" w:history="1">
             <w:r>
               <w:rPr>
                 <w:rStyle w:val="a6"/>
@@ -750,7 +750,7 @@
                 <w:noProof/>
                 <w:webHidden/>
               </w:rPr>
-              <w:instrText xml:space="preserve"> PAGEREF _Toc229769056 \h </w:instrText>
+              <w:instrText xml:space="preserve"> PAGEREF _Toc230063543 \h </w:instrText>
             </w:r>
             <w:r>
               <w:rPr>
@@ -796,7 +796,7 @@
               <w:lang w:eastAsia="ru-RU"/>
             </w:rPr>
           </w:pPr>
-          <w:hyperlink w:anchor="_Toc229769057" w:history="1">
+          <w:hyperlink w:anchor="_Toc230063544" w:history="1">
             <w:r>
               <w:rPr>
                 <w:rStyle w:val="a6"/>
@@ -840,7 +840,7 @@
                 <w:noProof/>
                 <w:webHidden/>
               </w:rPr>
-              <w:instrText xml:space="preserve"> PAGEREF _Toc229769057 \h </w:instrText>
+              <w:instrText xml:space="preserve"> PAGEREF _Toc230063544 \h </w:instrText>
             </w:r>
             <w:r>
               <w:rPr>
@@ -886,7 +886,7 @@
               <w:lang w:eastAsia="ru-RU"/>
             </w:rPr>
           </w:pPr>
-          <w:hyperlink w:anchor="_Toc229769058" w:history="1">
+          <w:hyperlink w:anchor="_Toc230063545" w:history="1">
             <w:r>
               <w:rPr>
                 <w:rStyle w:val="a6"/>
@@ -930,7 +930,7 @@
                 <w:noProof/>
                 <w:webHidden/>
               </w:rPr>
-              <w:instrText xml:space="preserve"> PAGEREF _Toc229769058 \h </w:instrText>
+              <w:instrText xml:space="preserve"> PAGEREF _Toc230063545 \h </w:instrText>
             </w:r>
             <w:r>
               <w:rPr>
@@ -976,7 +976,7 @@
               <w:lang w:eastAsia="ru-RU"/>
             </w:rPr>
           </w:pPr>
-          <w:hyperlink w:anchor="_Toc229769059" w:history="1">
+          <w:hyperlink w:anchor="_Toc230063546" w:history="1">
             <w:r>
               <w:rPr>
                 <w:rStyle w:val="a6"/>
@@ -1026,7 +1026,7 @@
                 <w:noProof/>
                 <w:webHidden/>
               </w:rPr>
-              <w:instrText xml:space="preserve"> PAGEREF _Toc229769059 \h </w:instrText>
+              <w:instrText xml:space="preserve"> PAGEREF _Toc230063546 \h </w:instrText>
             </w:r>
             <w:r>
               <w:rPr>
@@ -1072,7 +1072,7 @@
               <w:lang w:eastAsia="ru-RU"/>
             </w:rPr>
           </w:pPr>
-          <w:hyperlink w:anchor="_Toc229769060" w:history="1">
+          <w:hyperlink w:anchor="_Toc230063547" w:history="1">
             <w:r>
               <w:rPr>
                 <w:rStyle w:val="a6"/>
@@ -1122,7 +1122,7 @@
                 <w:noProof/>
                 <w:webHidden/>
               </w:rPr>
-              <w:instrText xml:space="preserve"> PAGEREF _Toc229769060 \h </w:instrText>
+              <w:instrText xml:space="preserve"> PAGEREF _Toc230063547 \h </w:instrText>
             </w:r>
             <w:r>
               <w:rPr>
@@ -1168,7 +1168,7 @@
               <w:lang w:eastAsia="ru-RU"/>
             </w:rPr>
           </w:pPr>
-          <w:hyperlink w:anchor="_Toc229769061" w:history="1">
+          <w:hyperlink w:anchor="_Toc230063548" w:history="1">
             <w:r>
               <w:rPr>
                 <w:rStyle w:val="a6"/>
@@ -1218,7 +1218,7 @@
                 <w:noProof/>
                 <w:webHidden/>
               </w:rPr>
-              <w:instrText xml:space="preserve"> PAGEREF _Toc229769061 \h </w:instrText>
+              <w:instrText xml:space="preserve"> PAGEREF _Toc230063548 \h </w:instrText>
             </w:r>
             <w:r>
               <w:rPr>
@@ -1264,7 +1264,7 @@
               <w:lang w:eastAsia="ru-RU"/>
             </w:rPr>
           </w:pPr>
-          <w:hyperlink w:anchor="_Toc229769062" w:history="1">
+          <w:hyperlink w:anchor="_Toc230063549" w:history="1">
             <w:r>
               <w:rPr>
                 <w:rStyle w:val="a6"/>
@@ -1308,7 +1308,7 @@
                 <w:noProof/>
                 <w:webHidden/>
               </w:rPr>
-              <w:instrText xml:space="preserve"> PAGEREF _Toc229769062 \h </w:instrText>
+              <w:instrText xml:space="preserve"> PAGEREF _Toc230063549 \h </w:instrText>
             </w:r>
             <w:r>
               <w:rPr>
@@ -1354,7 +1354,7 @@
               <w:lang w:eastAsia="ru-RU"/>
             </w:rPr>
           </w:pPr>
-          <w:hyperlink w:anchor="_Toc229769063" w:history="1">
+          <w:hyperlink w:anchor="_Toc230063550" w:history="1">
             <w:r>
               <w:rPr>
                 <w:rStyle w:val="a6"/>
@@ -1404,7 +1404,7 @@
                 <w:noProof/>
                 <w:webHidden/>
               </w:rPr>
-              <w:instrText xml:space="preserve"> PAGEREF _Toc229769063 \h </w:instrText>
+              <w:instrText xml:space="preserve"> PAGEREF _Toc230063550 \h </w:instrText>
             </w:r>
             <w:r>
               <w:rPr>
@@ -1450,7 +1450,7 @@
               <w:lang w:eastAsia="ru-RU"/>
             </w:rPr>
           </w:pPr>
-          <w:hyperlink w:anchor="_Toc229769064" w:history="1">
+          <w:hyperlink w:anchor="_Toc230063551" w:history="1">
             <w:r>
               <w:rPr>
                 <w:rStyle w:val="a6"/>
@@ -1500,7 +1500,7 @@
                 <w:noProof/>
                 <w:webHidden/>
               </w:rPr>
-              <w:instrText xml:space="preserve"> PAGEREF _Toc229769064 \h </w:instrText>
+              <w:instrText xml:space="preserve"> PAGEREF _Toc230063551 \h </w:instrText>
             </w:r>
             <w:r>
               <w:rPr>
@@ -1546,7 +1546,7 @@
               <w:lang w:eastAsia="ru-RU"/>
             </w:rPr>
           </w:pPr>
-          <w:hyperlink w:anchor="_Toc229769065" w:history="1">
+          <w:hyperlink w:anchor="_Toc230063552" w:history="1">
             <w:r>
               <w:rPr>
                 <w:rStyle w:val="a6"/>
@@ -1591,7 +1591,7 @@
                 <w:noProof/>
                 <w:webHidden/>
               </w:rPr>
-              <w:instrText xml:space="preserve"> PAGEREF _Toc229769065 \h </w:instrText>
+              <w:instrText xml:space="preserve"> PAGEREF _Toc230063552 \h </w:instrText>
             </w:r>
             <w:r>
               <w:rPr>
@@ -1637,7 +1637,7 @@
               <w:lang w:eastAsia="ru-RU"/>
             </w:rPr>
           </w:pPr>
-          <w:hyperlink w:anchor="_Toc229769066" w:history="1">
+          <w:hyperlink w:anchor="_Toc230063553" w:history="1">
             <w:r>
               <w:rPr>
                 <w:rStyle w:val="a6"/>
@@ -1681,7 +1681,7 @@
                 <w:noProof/>
                 <w:webHidden/>
               </w:rPr>
-              <w:instrText xml:space="preserve"> PAGEREF _Toc229769066 \h </w:instrText>
+              <w:instrText xml:space="preserve"> PAGEREF _Toc230063553 \h </w:instrText>
             </w:r>
             <w:r>
               <w:rPr>
@@ -1727,7 +1727,7 @@
               <w:lang w:eastAsia="ru-RU"/>
             </w:rPr>
           </w:pPr>
-          <w:hyperlink w:anchor="_Toc229769067" w:history="1">
+          <w:hyperlink w:anchor="_Toc230063554" w:history="1">
             <w:r>
               <w:rPr>
                 <w:rStyle w:val="a6"/>
@@ -1777,7 +1777,7 @@
                 <w:noProof/>
                 <w:webHidden/>
               </w:rPr>
-              <w:instrText xml:space="preserve"> PAGEREF _Toc229769067 \h </w:instrText>
+              <w:instrText xml:space="preserve"> PAGEREF _Toc230063554 \h </w:instrText>
             </w:r>
             <w:r>
               <w:rPr>
@@ -1823,7 +1823,7 @@
               <w:lang w:eastAsia="ru-RU"/>
             </w:rPr>
           </w:pPr>
-          <w:hyperlink w:anchor="_Toc229769068" w:history="1">
+          <w:hyperlink w:anchor="_Toc230063555" w:history="1">
             <w:r>
               <w:rPr>
                 <w:rStyle w:val="a6"/>
@@ -1873,7 +1873,7 @@
                 <w:noProof/>
                 <w:webHidden/>
               </w:rPr>
-              <w:instrText xml:space="preserve"> PAGEREF _Toc229769068 \h </w:instrText>
+              <w:instrText xml:space="preserve"> PAGEREF _Toc230063555 \h </w:instrText>
             </w:r>
             <w:r>
               <w:rPr>
@@ -1919,7 +1919,7 @@
               <w:lang w:eastAsia="ru-RU"/>
             </w:rPr>
           </w:pPr>
-          <w:hyperlink w:anchor="_Toc229769069" w:history="1">
+          <w:hyperlink w:anchor="_Toc230063556" w:history="1">
             <w:r>
               <w:rPr>
                 <w:rStyle w:val="a6"/>
@@ -1969,7 +1969,7 @@
                 <w:noProof/>
                 <w:webHidden/>
               </w:rPr>
-              <w:instrText xml:space="preserve"> PAGEREF _Toc229769069 \h </w:instrText>
+              <w:instrText xml:space="preserve"> PAGEREF _Toc230063556 \h </w:instrText>
             </w:r>
             <w:r>
               <w:rPr>
@@ -2015,7 +2015,7 @@
               <w:lang w:eastAsia="ru-RU"/>
             </w:rPr>
           </w:pPr>
-          <w:hyperlink w:anchor="_Toc229769070" w:history="1">
+          <w:hyperlink w:anchor="_Toc230063557" w:history="1">
             <w:r>
               <w:rPr>
                 <w:rStyle w:val="a6"/>
@@ -2065,7 +2065,7 @@
                 <w:noProof/>
                 <w:webHidden/>
               </w:rPr>
-              <w:instrText xml:space="preserve"> PAGEREF _Toc229769070 \h </w:instrText>
+              <w:instrText xml:space="preserve"> PAGEREF _Toc230063557 \h </w:instrText>
             </w:r>
             <w:r>
               <w:rPr>
@@ -2111,7 +2111,7 @@
               <w:lang w:eastAsia="ru-RU"/>
             </w:rPr>
           </w:pPr>
-          <w:hyperlink w:anchor="_Toc229769071" w:history="1">
+          <w:hyperlink w:anchor="_Toc230063558" w:history="1">
             <w:r>
               <w:rPr>
                 <w:rStyle w:val="a6"/>
@@ -2155,7 +2155,7 @@
                 <w:noProof/>
                 <w:webHidden/>
               </w:rPr>
-              <w:instrText xml:space="preserve"> PAGEREF _Toc229769071 \h </w:instrText>
+              <w:instrText xml:space="preserve"> PAGEREF _Toc230063558 \h </w:instrText>
             </w:r>
             <w:r>
               <w:rPr>
@@ -2201,7 +2201,7 @@
               <w:lang w:eastAsia="ru-RU"/>
             </w:rPr>
           </w:pPr>
-          <w:hyperlink w:anchor="_Toc229769072" w:history="1">
+          <w:hyperlink w:anchor="_Toc230063559" w:history="1">
             <w:r>
               <w:rPr>
                 <w:rStyle w:val="a6"/>
@@ -2245,7 +2245,7 @@
                 <w:noProof/>
                 <w:webHidden/>
               </w:rPr>
-              <w:instrText xml:space="preserve"> PAGEREF _Toc229769072 \h </w:instrText>
+              <w:instrText xml:space="preserve"> PAGEREF _Toc230063559 \h </w:instrText>
             </w:r>
             <w:r>
               <w:rPr>
@@ -2291,7 +2291,7 @@
               <w:lang w:eastAsia="ru-RU"/>
             </w:rPr>
           </w:pPr>
-          <w:hyperlink w:anchor="_Toc229769073" w:history="1">
+          <w:hyperlink w:anchor="_Toc230063560" w:history="1">
             <w:r>
               <w:rPr>
                 <w:rStyle w:val="a6"/>
@@ -2335,7 +2335,7 @@
                 <w:noProof/>
                 <w:webHidden/>
               </w:rPr>
-              <w:instrText xml:space="preserve"> PAGEREF _Toc229769073 \h </w:instrText>
+              <w:instrText xml:space="preserve"> PAGEREF _Toc230063560 \h </w:instrText>
             </w:r>
             <w:r>
               <w:rPr>
@@ -2380,7 +2380,7 @@
               <w:lang w:eastAsia="ru-RU"/>
             </w:rPr>
           </w:pPr>
-          <w:hyperlink w:anchor="_Toc229769074" w:history="1">
+          <w:hyperlink w:anchor="_Toc230063561" w:history="1">
             <w:r>
               <w:rPr>
                 <w:rStyle w:val="a6"/>
@@ -2407,7 +2407,7 @@
                 <w:noProof/>
                 <w:webHidden/>
               </w:rPr>
-              <w:instrText xml:space="preserve"> PAGEREF _Toc229769074 \h </w:instrText>
+              <w:instrText xml:space="preserve"> PAGEREF _Toc230063561 \h </w:instrText>
             </w:r>
             <w:r>
               <w:rPr>
@@ -2452,7 +2452,7 @@
               <w:lang w:eastAsia="ru-RU"/>
             </w:rPr>
           </w:pPr>
-          <w:hyperlink w:anchor="_Toc229769075" w:history="1">
+          <w:hyperlink w:anchor="_Toc230063562" w:history="1">
             <w:r>
               <w:rPr>
                 <w:rStyle w:val="a6"/>
@@ -2479,7 +2479,7 @@
                 <w:noProof/>
                 <w:webHidden/>
               </w:rPr>
-              <w:instrText xml:space="preserve"> PAGEREF _Toc229769075 \h </w:instrText>
+              <w:instrText xml:space="preserve"> PAGEREF _Toc230063562 \h </w:instrText>
             </w:r>
             <w:r>
               <w:rPr>
@@ -2570,7 +2570,7 @@
         <w:pStyle w:val="10"/>
         <w:jc w:val="center"/>
       </w:pPr>
-      <w:bookmarkStart w:id="1" w:name="_Toc229769056"/>
+      <w:bookmarkStart w:id="1" w:name="_Toc230063543"/>
       <w:r>
         <w:lastRenderedPageBreak/>
         <w:t>ВВЕДЕНИЕ</w:t>
@@ -2895,6 +2895,7 @@
           <w:numId w:val="1"/>
         </w:numPr>
         <w:spacing w:line="360" w:lineRule="auto"/>
+        <w:ind w:left="0" w:firstLine="709"/>
         <w:jc w:val="both"/>
         <w:rPr>
           <w:sz w:val="28"/>
@@ -2917,6 +2918,7 @@
           <w:numId w:val="1"/>
         </w:numPr>
         <w:spacing w:line="360" w:lineRule="auto"/>
+        <w:ind w:left="0" w:firstLine="709"/>
         <w:jc w:val="both"/>
         <w:rPr>
           <w:sz w:val="28"/>
@@ -2939,6 +2941,7 @@
           <w:numId w:val="1"/>
         </w:numPr>
         <w:spacing w:line="360" w:lineRule="auto"/>
+        <w:ind w:left="0" w:firstLine="709"/>
         <w:jc w:val="both"/>
         <w:rPr>
           <w:sz w:val="28"/>
@@ -2961,6 +2964,7 @@
           <w:numId w:val="1"/>
         </w:numPr>
         <w:spacing w:line="360" w:lineRule="auto"/>
+        <w:ind w:left="0" w:firstLine="709"/>
         <w:jc w:val="both"/>
         <w:rPr>
           <w:sz w:val="28"/>
@@ -2983,6 +2987,7 @@
           <w:numId w:val="1"/>
         </w:numPr>
         <w:spacing w:line="360" w:lineRule="auto"/>
+        <w:ind w:left="0" w:firstLine="709"/>
         <w:jc w:val="both"/>
         <w:rPr>
           <w:sz w:val="28"/>
@@ -3005,6 +3010,7 @@
           <w:numId w:val="1"/>
         </w:numPr>
         <w:spacing w:line="360" w:lineRule="auto"/>
+        <w:ind w:left="0" w:firstLine="709"/>
         <w:jc w:val="both"/>
         <w:rPr>
           <w:sz w:val="28"/>
@@ -3018,17 +3024,6 @@
         </w:rPr>
         <w:t>Оценить практическую эффективность разработанной системы.</w:t>
       </w:r>
-    </w:p>
-    <w:p>
-      <w:pPr>
-        <w:spacing w:line="360" w:lineRule="auto"/>
-        <w:ind w:firstLine="709"/>
-        <w:jc w:val="both"/>
-        <w:rPr>
-          <w:sz w:val="28"/>
-          <w:szCs w:val="28"/>
-        </w:rPr>
-      </w:pPr>
     </w:p>
     <w:p>
       <w:pPr>
@@ -3092,6 +3087,7 @@
           <w:numId w:val="10"/>
         </w:numPr>
         <w:spacing w:line="360" w:lineRule="auto"/>
+        <w:ind w:left="0" w:firstLine="709"/>
         <w:jc w:val="both"/>
         <w:rPr>
           <w:sz w:val="28"/>
@@ -3114,6 +3110,7 @@
           <w:numId w:val="10"/>
         </w:numPr>
         <w:spacing w:line="360" w:lineRule="auto"/>
+        <w:ind w:left="0" w:firstLine="709"/>
         <w:jc w:val="both"/>
         <w:rPr>
           <w:sz w:val="28"/>
@@ -3136,6 +3133,7 @@
           <w:numId w:val="10"/>
         </w:numPr>
         <w:spacing w:line="360" w:lineRule="auto"/>
+        <w:ind w:left="0" w:firstLine="709"/>
         <w:jc w:val="both"/>
         <w:rPr>
           <w:sz w:val="28"/>
@@ -3158,6 +3156,7 @@
           <w:numId w:val="10"/>
         </w:numPr>
         <w:spacing w:line="360" w:lineRule="auto"/>
+        <w:ind w:left="0" w:firstLine="709"/>
         <w:jc w:val="both"/>
         <w:rPr>
           <w:sz w:val="28"/>
@@ -3181,6 +3180,7 @@
           <w:numId w:val="10"/>
         </w:numPr>
         <w:spacing w:line="360" w:lineRule="auto"/>
+        <w:ind w:left="0" w:firstLine="709"/>
         <w:jc w:val="both"/>
         <w:rPr>
           <w:sz w:val="28"/>
@@ -3203,6 +3203,7 @@
           <w:numId w:val="10"/>
         </w:numPr>
         <w:spacing w:line="360" w:lineRule="auto"/>
+        <w:ind w:left="0" w:firstLine="709"/>
         <w:jc w:val="both"/>
         <w:rPr>
           <w:sz w:val="28"/>
@@ -3216,17 +3217,6 @@
         </w:rPr>
         <w:t>тестирование разработанной системы.</w:t>
       </w:r>
-    </w:p>
-    <w:p>
-      <w:pPr>
-        <w:spacing w:line="360" w:lineRule="auto"/>
-        <w:ind w:firstLine="709"/>
-        <w:jc w:val="both"/>
-        <w:rPr>
-          <w:sz w:val="28"/>
-          <w:szCs w:val="28"/>
-        </w:rPr>
-      </w:pPr>
     </w:p>
     <w:p>
       <w:pPr>
@@ -3316,7 +3306,7 @@
         <w:ind w:left="993"/>
         <w:jc w:val="both"/>
       </w:pPr>
-      <w:bookmarkStart w:id="2" w:name="_Toc229769057"/>
+      <w:bookmarkStart w:id="2" w:name="_Toc230063544"/>
       <w:r>
         <w:lastRenderedPageBreak/>
         <w:t>ПРОЕКТИРОВАНИЕ ИНФОРМАЦИОННОЙ СИСТЕМЫ</w:t>
@@ -3341,18 +3331,12 @@
         <w:ind w:left="993"/>
       </w:pPr>
       <w:bookmarkStart w:id="3" w:name="_Toc226757381"/>
-      <w:bookmarkStart w:id="4" w:name="_Toc229769058"/>
+      <w:bookmarkStart w:id="4" w:name="_Toc230063545"/>
       <w:r>
         <w:t>Описание бизнес-процессов</w:t>
       </w:r>
       <w:bookmarkEnd w:id="3"/>
       <w:bookmarkEnd w:id="4"/>
-    </w:p>
-    <w:p>
-      <w:pPr>
-        <w:spacing w:line="360" w:lineRule="auto"/>
-        <w:ind w:left="993" w:firstLine="709"/>
-      </w:pPr>
     </w:p>
     <w:p>
       <w:pPr>
@@ -3362,12 +3346,24 @@
         <w:jc w:val="both"/>
       </w:pPr>
       <w:bookmarkStart w:id="5" w:name="_Toc226757382"/>
-      <w:bookmarkStart w:id="6" w:name="_Toc229769059"/>
+      <w:bookmarkStart w:id="6" w:name="_Toc230063546"/>
       <w:r>
         <w:t>Описание предметной области</w:t>
       </w:r>
       <w:bookmarkEnd w:id="5"/>
       <w:bookmarkEnd w:id="6"/>
+    </w:p>
+    <w:p>
+      <w:pPr>
+        <w:pStyle w:val="1"/>
+        <w:numPr>
+          <w:ilvl w:val="0"/>
+          <w:numId w:val="0"/>
+        </w:numPr>
+        <w:spacing w:before="0" w:line="360" w:lineRule="auto"/>
+        <w:ind w:left="709"/>
+        <w:jc w:val="both"/>
+      </w:pPr>
     </w:p>
     <w:p>
       <w:pPr>
@@ -3413,6 +3409,7 @@
           <w:numId w:val="11"/>
         </w:numPr>
         <w:spacing w:line="360" w:lineRule="auto"/>
+        <w:ind w:left="0" w:firstLine="709"/>
         <w:jc w:val="both"/>
         <w:rPr>
           <w:sz w:val="28"/>
@@ -3435,6 +3432,7 @@
           <w:numId w:val="11"/>
         </w:numPr>
         <w:spacing w:line="360" w:lineRule="auto"/>
+        <w:ind w:left="0" w:firstLine="709"/>
         <w:jc w:val="both"/>
         <w:rPr>
           <w:sz w:val="28"/>
@@ -3457,6 +3455,7 @@
           <w:numId w:val="11"/>
         </w:numPr>
         <w:spacing w:line="360" w:lineRule="auto"/>
+        <w:ind w:left="0" w:firstLine="709"/>
         <w:jc w:val="both"/>
         <w:rPr>
           <w:sz w:val="28"/>
@@ -3479,6 +3478,7 @@
           <w:numId w:val="11"/>
         </w:numPr>
         <w:spacing w:line="360" w:lineRule="auto"/>
+        <w:ind w:left="0" w:firstLine="709"/>
         <w:jc w:val="both"/>
         <w:rPr>
           <w:sz w:val="28"/>
@@ -3563,6 +3563,7 @@
           <w:numId w:val="12"/>
         </w:numPr>
         <w:spacing w:line="360" w:lineRule="auto"/>
+        <w:ind w:left="0" w:firstLine="709"/>
         <w:jc w:val="both"/>
         <w:rPr>
           <w:sz w:val="28"/>
@@ -3585,6 +3586,7 @@
           <w:numId w:val="12"/>
         </w:numPr>
         <w:spacing w:line="360" w:lineRule="auto"/>
+        <w:ind w:left="0" w:firstLine="709"/>
         <w:jc w:val="both"/>
         <w:rPr>
           <w:sz w:val="28"/>
@@ -3639,6 +3641,7 @@
           <w:numId w:val="12"/>
         </w:numPr>
         <w:spacing w:line="360" w:lineRule="auto"/>
+        <w:ind w:left="0" w:firstLine="709"/>
         <w:jc w:val="both"/>
         <w:rPr>
           <w:sz w:val="28"/>
@@ -3697,6 +3700,7 @@
           <w:numId w:val="13"/>
         </w:numPr>
         <w:spacing w:line="360" w:lineRule="auto"/>
+        <w:ind w:left="0" w:firstLine="709"/>
         <w:jc w:val="both"/>
         <w:rPr>
           <w:sz w:val="28"/>
@@ -3719,6 +3723,7 @@
           <w:numId w:val="13"/>
         </w:numPr>
         <w:spacing w:line="360" w:lineRule="auto"/>
+        <w:ind w:left="0" w:firstLine="709"/>
         <w:jc w:val="both"/>
         <w:rPr>
           <w:sz w:val="28"/>
@@ -3741,6 +3746,7 @@
           <w:numId w:val="13"/>
         </w:numPr>
         <w:spacing w:line="360" w:lineRule="auto"/>
+        <w:ind w:left="0" w:firstLine="709"/>
         <w:jc w:val="both"/>
         <w:rPr>
           <w:sz w:val="28"/>
@@ -3763,6 +3769,7 @@
           <w:numId w:val="13"/>
         </w:numPr>
         <w:spacing w:line="360" w:lineRule="auto"/>
+        <w:ind w:left="0" w:firstLine="709"/>
         <w:jc w:val="both"/>
         <w:rPr>
           <w:sz w:val="28"/>
@@ -3914,6 +3921,7 @@
         <w:rPr>
           <w:i w:val="0"/>
           <w:iCs w:val="0"/>
+          <w:noProof/>
           <w:color w:val="000000" w:themeColor="text1"/>
           <w:sz w:val="28"/>
           <w:szCs w:val="28"/>
@@ -4024,6 +4032,7 @@
         <w:t xml:space="preserve"> диаграмма</w:t>
       </w:r>
     </w:p>
+    <w:p/>
     <w:p>
       <w:pPr>
         <w:spacing w:line="360" w:lineRule="auto"/>
@@ -4050,6 +4059,7 @@
           <w:numId w:val="14"/>
         </w:numPr>
         <w:spacing w:line="360" w:lineRule="auto"/>
+        <w:ind w:left="0" w:firstLine="709"/>
         <w:jc w:val="both"/>
         <w:rPr>
           <w:sz w:val="28"/>
@@ -4072,6 +4082,7 @@
           <w:numId w:val="14"/>
         </w:numPr>
         <w:spacing w:line="360" w:lineRule="auto"/>
+        <w:ind w:left="0" w:firstLine="709"/>
         <w:jc w:val="both"/>
         <w:rPr>
           <w:sz w:val="28"/>
@@ -4094,6 +4105,7 @@
           <w:numId w:val="14"/>
         </w:numPr>
         <w:spacing w:line="360" w:lineRule="auto"/>
+        <w:ind w:left="0" w:firstLine="709"/>
         <w:jc w:val="both"/>
         <w:rPr>
           <w:sz w:val="28"/>
@@ -4116,6 +4128,7 @@
           <w:numId w:val="14"/>
         </w:numPr>
         <w:spacing w:line="360" w:lineRule="auto"/>
+        <w:ind w:left="0" w:firstLine="709"/>
         <w:jc w:val="both"/>
         <w:rPr>
           <w:sz w:val="28"/>
@@ -4315,6 +4328,7 @@
         <w:t>0 диаграмма</w:t>
       </w:r>
     </w:p>
+    <w:p/>
     <w:p>
       <w:pPr>
         <w:spacing w:line="360" w:lineRule="auto"/>
@@ -4351,7 +4365,7 @@
       </w:pPr>
       <w:bookmarkStart w:id="7" w:name="bm_3_2_инспектор_по_вопросам_мигр_73e87a"/>
       <w:bookmarkStart w:id="8" w:name="_Toc226757383"/>
-      <w:bookmarkStart w:id="9" w:name="_Toc229769060"/>
+      <w:bookmarkStart w:id="9" w:name="_Toc230063547"/>
       <w:r>
         <w:t>Описание</w:t>
       </w:r>
@@ -4413,6 +4427,7 @@
           <w:numId w:val="15"/>
         </w:numPr>
         <w:spacing w:line="360" w:lineRule="auto"/>
+        <w:ind w:left="0" w:firstLine="709"/>
         <w:jc w:val="both"/>
         <w:rPr>
           <w:sz w:val="28"/>
@@ -4435,17 +4450,19 @@
           <w:numId w:val="15"/>
         </w:numPr>
         <w:spacing w:line="360" w:lineRule="auto"/>
-        <w:jc w:val="both"/>
-        <w:rPr>
-          <w:sz w:val="28"/>
-          <w:szCs w:val="28"/>
-        </w:rPr>
-      </w:pPr>
-      <w:r>
-        <w:rPr>
-          <w:sz w:val="28"/>
-          <w:szCs w:val="28"/>
-        </w:rPr>
+        <w:ind w:left="0" w:firstLine="709"/>
+        <w:jc w:val="both"/>
+        <w:rPr>
+          <w:sz w:val="28"/>
+          <w:szCs w:val="28"/>
+        </w:rPr>
+      </w:pPr>
+      <w:r>
+        <w:rPr>
+          <w:sz w:val="28"/>
+          <w:szCs w:val="28"/>
+        </w:rPr>
+        <w:lastRenderedPageBreak/>
         <w:t>личные данные (ФИО, дата рождения, контактный телефон);</w:t>
       </w:r>
     </w:p>
@@ -4457,18 +4474,18 @@
           <w:numId w:val="15"/>
         </w:numPr>
         <w:spacing w:line="360" w:lineRule="auto"/>
-        <w:jc w:val="both"/>
-        <w:rPr>
-          <w:sz w:val="28"/>
-          <w:szCs w:val="28"/>
-        </w:rPr>
-      </w:pPr>
-      <w:r>
-        <w:rPr>
-          <w:sz w:val="28"/>
-          <w:szCs w:val="28"/>
-        </w:rPr>
-        <w:lastRenderedPageBreak/>
+        <w:ind w:left="0" w:firstLine="709"/>
+        <w:jc w:val="both"/>
+        <w:rPr>
+          <w:sz w:val="28"/>
+          <w:szCs w:val="28"/>
+        </w:rPr>
+      </w:pPr>
+      <w:r>
+        <w:rPr>
+          <w:sz w:val="28"/>
+          <w:szCs w:val="28"/>
+        </w:rPr>
         <w:t>информация о документах об образовании;</w:t>
       </w:r>
     </w:p>
@@ -4480,6 +4497,7 @@
           <w:numId w:val="15"/>
         </w:numPr>
         <w:spacing w:line="360" w:lineRule="auto"/>
+        <w:ind w:left="0" w:firstLine="709"/>
         <w:jc w:val="both"/>
         <w:rPr>
           <w:sz w:val="28"/>
@@ -4563,6 +4581,7 @@
           <w:numId w:val="16"/>
         </w:numPr>
         <w:spacing w:line="360" w:lineRule="auto"/>
+        <w:ind w:left="0" w:firstLine="709"/>
         <w:jc w:val="both"/>
         <w:rPr>
           <w:sz w:val="28"/>
@@ -4585,6 +4604,7 @@
           <w:numId w:val="16"/>
         </w:numPr>
         <w:spacing w:line="360" w:lineRule="auto"/>
+        <w:ind w:left="0" w:firstLine="709"/>
         <w:jc w:val="both"/>
         <w:rPr>
           <w:sz w:val="28"/>
@@ -4607,6 +4627,7 @@
           <w:numId w:val="16"/>
         </w:numPr>
         <w:spacing w:line="360" w:lineRule="auto"/>
+        <w:ind w:left="0" w:firstLine="709"/>
         <w:jc w:val="both"/>
         <w:rPr>
           <w:sz w:val="28"/>
@@ -4629,6 +4650,7 @@
           <w:numId w:val="16"/>
         </w:numPr>
         <w:spacing w:line="360" w:lineRule="auto"/>
+        <w:ind w:left="0" w:firstLine="709"/>
         <w:jc w:val="both"/>
         <w:rPr>
           <w:sz w:val="28"/>
@@ -4679,7 +4701,7 @@
         <w:ind w:left="1418" w:hanging="709"/>
       </w:pPr>
       <w:bookmarkStart w:id="10" w:name="_Toc226757384"/>
-      <w:bookmarkStart w:id="11" w:name="_Toc229769061"/>
+      <w:bookmarkStart w:id="11" w:name="_Toc230063548"/>
       <w:r>
         <w:t>Анализ рынка существующих программных средств</w:t>
       </w:r>
@@ -5193,6 +5215,7 @@
           <w:numId w:val="17"/>
         </w:numPr>
         <w:spacing w:line="360" w:lineRule="auto"/>
+        <w:ind w:left="0" w:firstLine="709"/>
         <w:jc w:val="both"/>
         <w:rPr>
           <w:sz w:val="28"/>
@@ -5215,6 +5238,7 @@
           <w:numId w:val="17"/>
         </w:numPr>
         <w:spacing w:line="360" w:lineRule="auto"/>
+        <w:ind w:left="0" w:firstLine="709"/>
         <w:jc w:val="both"/>
         <w:rPr>
           <w:sz w:val="28"/>
@@ -5237,6 +5261,7 @@
           <w:numId w:val="17"/>
         </w:numPr>
         <w:spacing w:line="360" w:lineRule="auto"/>
+        <w:ind w:left="0" w:firstLine="709"/>
         <w:jc w:val="both"/>
         <w:rPr>
           <w:sz w:val="28"/>
@@ -5259,6 +5284,7 @@
           <w:numId w:val="17"/>
         </w:numPr>
         <w:spacing w:line="360" w:lineRule="auto"/>
+        <w:ind w:left="0" w:firstLine="709"/>
         <w:jc w:val="both"/>
         <w:rPr>
           <w:sz w:val="28"/>
@@ -5292,7 +5318,7 @@
         </w:rPr>
       </w:pPr>
       <w:bookmarkStart w:id="12" w:name="_Toc229241466"/>
-      <w:bookmarkStart w:id="13" w:name="_Toc229769062"/>
+      <w:bookmarkStart w:id="13" w:name="_Toc230063549"/>
       <w:r>
         <w:t>Информационная модель</w:t>
       </w:r>
@@ -5301,29 +5327,30 @@
     </w:p>
     <w:p>
       <w:pPr>
-        <w:pStyle w:val="20"/>
+        <w:pStyle w:val="1"/>
+        <w:spacing w:before="0" w:line="360" w:lineRule="auto"/>
+        <w:ind w:left="0" w:firstLine="709"/>
+        <w:jc w:val="both"/>
+      </w:pPr>
+      <w:bookmarkStart w:id="14" w:name="_Toc229241467"/>
+      <w:bookmarkStart w:id="15" w:name="_Toc230063550"/>
+      <w:r>
+        <w:t>Моделирование информационных процессов</w:t>
+      </w:r>
+      <w:bookmarkEnd w:id="14"/>
+      <w:bookmarkEnd w:id="15"/>
+    </w:p>
+    <w:p>
+      <w:pPr>
+        <w:pStyle w:val="1"/>
         <w:numPr>
           <w:ilvl w:val="0"/>
           <w:numId w:val="0"/>
         </w:numPr>
-        <w:spacing w:before="0" w:beforeAutospacing="0" w:after="0" w:afterAutospacing="0"/>
-        <w:jc w:val="both"/>
-      </w:pPr>
-    </w:p>
-    <w:p>
-      <w:pPr>
-        <w:pStyle w:val="1"/>
         <w:spacing w:before="0" w:line="360" w:lineRule="auto"/>
-        <w:ind w:left="0" w:firstLine="709"/>
-        <w:jc w:val="both"/>
-      </w:pPr>
-      <w:bookmarkStart w:id="14" w:name="_Toc229241467"/>
-      <w:bookmarkStart w:id="15" w:name="_Toc229769063"/>
-      <w:r>
-        <w:t>Моделирование информационных процессов</w:t>
-      </w:r>
-      <w:bookmarkEnd w:id="14"/>
-      <w:bookmarkEnd w:id="15"/>
+        <w:ind w:left="709"/>
+        <w:jc w:val="both"/>
+      </w:pPr>
     </w:p>
     <w:p>
       <w:pPr>
@@ -5369,7 +5396,7 @@
           <w:numId w:val="18"/>
         </w:numPr>
         <w:spacing w:line="360" w:lineRule="auto"/>
-        <w:ind w:left="1418" w:hanging="709"/>
+        <w:ind w:left="0" w:firstLine="709"/>
         <w:jc w:val="both"/>
         <w:rPr>
           <w:sz w:val="28"/>
@@ -5392,7 +5419,7 @@
           <w:numId w:val="18"/>
         </w:numPr>
         <w:spacing w:line="360" w:lineRule="auto"/>
-        <w:ind w:left="1418" w:hanging="425"/>
+        <w:ind w:left="0" w:firstLine="709"/>
         <w:jc w:val="both"/>
         <w:rPr>
           <w:sz w:val="28"/>
@@ -5416,7 +5443,7 @@
           <w:numId w:val="18"/>
         </w:numPr>
         <w:spacing w:line="360" w:lineRule="auto"/>
-        <w:ind w:left="1418" w:hanging="425"/>
+        <w:ind w:left="0" w:firstLine="709"/>
         <w:jc w:val="both"/>
         <w:rPr>
           <w:sz w:val="28"/>
@@ -5439,7 +5466,7 @@
           <w:numId w:val="18"/>
         </w:numPr>
         <w:spacing w:line="360" w:lineRule="auto"/>
-        <w:ind w:left="1418" w:hanging="425"/>
+        <w:ind w:left="0" w:firstLine="709"/>
         <w:jc w:val="both"/>
         <w:rPr>
           <w:sz w:val="28"/>
@@ -5745,6 +5772,7 @@
           <w:numId w:val="19"/>
         </w:numPr>
         <w:spacing w:line="360" w:lineRule="auto"/>
+        <w:ind w:left="0" w:firstLine="709"/>
         <w:jc w:val="both"/>
         <w:rPr>
           <w:sz w:val="28"/>
@@ -5767,6 +5795,7 @@
           <w:numId w:val="19"/>
         </w:numPr>
         <w:spacing w:line="360" w:lineRule="auto"/>
+        <w:ind w:left="0" w:firstLine="709"/>
         <w:jc w:val="both"/>
         <w:rPr>
           <w:sz w:val="28"/>
@@ -5821,6 +5850,7 @@
           <w:numId w:val="19"/>
         </w:numPr>
         <w:spacing w:line="360" w:lineRule="auto"/>
+        <w:ind w:left="0" w:firstLine="709"/>
         <w:jc w:val="both"/>
         <w:rPr>
           <w:sz w:val="28"/>
@@ -5843,6 +5873,7 @@
           <w:numId w:val="19"/>
         </w:numPr>
         <w:spacing w:line="360" w:lineRule="auto"/>
+        <w:ind w:left="0" w:firstLine="709"/>
         <w:jc w:val="both"/>
         <w:rPr>
           <w:sz w:val="28"/>
@@ -6189,6 +6220,7 @@
           <w:numId w:val="20"/>
         </w:numPr>
         <w:spacing w:line="360" w:lineRule="auto"/>
+        <w:ind w:left="0" w:firstLine="709"/>
         <w:jc w:val="both"/>
         <w:rPr>
           <w:sz w:val="28"/>
@@ -6212,6 +6244,7 @@
           <w:numId w:val="20"/>
         </w:numPr>
         <w:spacing w:line="360" w:lineRule="auto"/>
+        <w:ind w:left="0" w:firstLine="709"/>
         <w:jc w:val="both"/>
         <w:rPr>
           <w:sz w:val="28"/>
@@ -6234,6 +6267,7 @@
           <w:numId w:val="20"/>
         </w:numPr>
         <w:spacing w:line="360" w:lineRule="auto"/>
+        <w:ind w:left="0" w:firstLine="709"/>
         <w:jc w:val="both"/>
         <w:rPr>
           <w:sz w:val="28"/>
@@ -6272,6 +6306,7 @@
           <w:numId w:val="20"/>
         </w:numPr>
         <w:spacing w:line="360" w:lineRule="auto"/>
+        <w:ind w:left="0" w:firstLine="709"/>
         <w:jc w:val="both"/>
         <w:rPr>
           <w:sz w:val="28"/>
@@ -6515,6 +6550,7 @@
           <w:numId w:val="21"/>
         </w:numPr>
         <w:spacing w:line="360" w:lineRule="auto"/>
+        <w:ind w:left="0" w:firstLine="709"/>
         <w:jc w:val="both"/>
         <w:rPr>
           <w:sz w:val="28"/>
@@ -6546,6 +6582,7 @@
           <w:numId w:val="21"/>
         </w:numPr>
         <w:spacing w:line="360" w:lineRule="auto"/>
+        <w:ind w:left="0" w:firstLine="709"/>
         <w:jc w:val="both"/>
         <w:rPr>
           <w:sz w:val="28"/>
@@ -6577,6 +6614,7 @@
           <w:numId w:val="21"/>
         </w:numPr>
         <w:spacing w:line="360" w:lineRule="auto"/>
+        <w:ind w:left="0" w:firstLine="709"/>
         <w:jc w:val="both"/>
         <w:rPr>
           <w:sz w:val="28"/>
@@ -6608,6 +6646,7 @@
           <w:numId w:val="21"/>
         </w:numPr>
         <w:spacing w:line="360" w:lineRule="auto"/>
+        <w:ind w:left="0" w:firstLine="709"/>
         <w:jc w:val="both"/>
         <w:rPr>
           <w:sz w:val="28"/>
@@ -6639,6 +6678,7 @@
           <w:numId w:val="21"/>
         </w:numPr>
         <w:spacing w:line="360" w:lineRule="auto"/>
+        <w:ind w:left="0" w:firstLine="709"/>
         <w:jc w:val="both"/>
         <w:rPr>
           <w:sz w:val="28"/>
@@ -6670,6 +6710,7 @@
           <w:numId w:val="21"/>
         </w:numPr>
         <w:spacing w:line="360" w:lineRule="auto"/>
+        <w:ind w:left="0" w:firstLine="709"/>
         <w:jc w:val="both"/>
         <w:rPr>
           <w:sz w:val="28"/>
@@ -6708,7 +6749,6 @@
           <w:sz w:val="28"/>
           <w:szCs w:val="28"/>
         </w:rPr>
-        <w:lastRenderedPageBreak/>
         <w:t>Основные связи между сущностями:</w:t>
       </w:r>
     </w:p>
@@ -6720,17 +6760,19 @@
           <w:numId w:val="22"/>
         </w:numPr>
         <w:spacing w:line="360" w:lineRule="auto"/>
-        <w:jc w:val="both"/>
-        <w:rPr>
-          <w:sz w:val="28"/>
-          <w:szCs w:val="28"/>
-        </w:rPr>
-      </w:pPr>
-      <w:r>
-        <w:rPr>
-          <w:sz w:val="28"/>
-          <w:szCs w:val="28"/>
-        </w:rPr>
+        <w:ind w:left="0" w:firstLine="709"/>
+        <w:jc w:val="both"/>
+        <w:rPr>
+          <w:sz w:val="28"/>
+          <w:szCs w:val="28"/>
+        </w:rPr>
+      </w:pPr>
+      <w:r>
+        <w:rPr>
+          <w:sz w:val="28"/>
+          <w:szCs w:val="28"/>
+        </w:rPr>
+        <w:lastRenderedPageBreak/>
         <w:t>один студент может иметь несколько записей о документах об образовании (</w:t>
       </w:r>
       <w:proofErr w:type="spellStart"/>
@@ -6774,6 +6816,7 @@
           <w:numId w:val="22"/>
         </w:numPr>
         <w:spacing w:line="360" w:lineRule="auto"/>
+        <w:ind w:left="0" w:firstLine="709"/>
         <w:jc w:val="both"/>
         <w:rPr>
           <w:sz w:val="28"/>
@@ -6828,6 +6871,7 @@
           <w:numId w:val="22"/>
         </w:numPr>
         <w:spacing w:line="360" w:lineRule="auto"/>
+        <w:ind w:left="0" w:firstLine="709"/>
         <w:jc w:val="both"/>
         <w:rPr>
           <w:sz w:val="28"/>
@@ -6882,6 +6926,7 @@
           <w:numId w:val="22"/>
         </w:numPr>
         <w:spacing w:line="360" w:lineRule="auto"/>
+        <w:ind w:left="0" w:firstLine="709"/>
         <w:jc w:val="both"/>
         <w:rPr>
           <w:sz w:val="28"/>
@@ -7974,6 +8019,7 @@
           <w:numId w:val="23"/>
         </w:numPr>
         <w:spacing w:line="360" w:lineRule="auto"/>
+        <w:ind w:left="0" w:firstLine="709"/>
         <w:jc w:val="both"/>
         <w:rPr>
           <w:sz w:val="28"/>
@@ -7999,6 +8045,7 @@
           <w:numId w:val="23"/>
         </w:numPr>
         <w:spacing w:line="360" w:lineRule="auto"/>
+        <w:ind w:left="0" w:firstLine="709"/>
         <w:jc w:val="both"/>
         <w:rPr>
           <w:sz w:val="28"/>
@@ -8087,6 +8134,7 @@
           <w:numId w:val="23"/>
         </w:numPr>
         <w:spacing w:line="360" w:lineRule="auto"/>
+        <w:ind w:left="0" w:firstLine="709"/>
         <w:jc w:val="both"/>
         <w:rPr>
           <w:sz w:val="28"/>
@@ -8139,6 +8187,7 @@
           <w:numId w:val="23"/>
         </w:numPr>
         <w:spacing w:line="360" w:lineRule="auto"/>
+        <w:ind w:left="0" w:firstLine="709"/>
         <w:jc w:val="both"/>
         <w:rPr>
           <w:sz w:val="28"/>
@@ -8163,6 +8212,7 @@
           <w:numId w:val="23"/>
         </w:numPr>
         <w:spacing w:line="360" w:lineRule="auto"/>
+        <w:ind w:left="0" w:firstLine="709"/>
         <w:jc w:val="both"/>
         <w:rPr>
           <w:sz w:val="28"/>
@@ -8197,6 +8247,7 @@
           <w:numId w:val="23"/>
         </w:numPr>
         <w:spacing w:line="360" w:lineRule="auto"/>
+        <w:ind w:left="0" w:firstLine="709"/>
         <w:jc w:val="both"/>
         <w:rPr>
           <w:sz w:val="28"/>
@@ -8513,7 +8564,7 @@
         <w:jc w:val="both"/>
       </w:pPr>
       <w:bookmarkStart w:id="16" w:name="_Toc229241468"/>
-      <w:bookmarkStart w:id="17" w:name="_Toc229769064"/>
+      <w:bookmarkStart w:id="17" w:name="_Toc230063551"/>
       <w:r>
         <w:lastRenderedPageBreak/>
         <w:t>Моделирование логики приложения</w:t>
@@ -9002,7 +9053,7 @@
         </w:rPr>
       </w:pPr>
       <w:bookmarkStart w:id="18" w:name="_Toc229241469"/>
-      <w:bookmarkStart w:id="19" w:name="_Toc229769065"/>
+      <w:bookmarkStart w:id="19" w:name="_Toc230063552"/>
       <w:r>
         <w:lastRenderedPageBreak/>
         <w:t>РЕАЛИЗАЦИЯ ИНФОРМАЦИОННОЙ СИСТЕМЫ</w:t>
@@ -9037,24 +9088,12 @@
         <w:jc w:val="both"/>
       </w:pPr>
       <w:bookmarkStart w:id="20" w:name="_Toc229241470"/>
-      <w:bookmarkStart w:id="21" w:name="_Toc229769066"/>
+      <w:bookmarkStart w:id="21" w:name="_Toc230063553"/>
       <w:r>
         <w:t>Выбор программных средств для реализации ИС</w:t>
       </w:r>
       <w:bookmarkEnd w:id="20"/>
       <w:bookmarkEnd w:id="21"/>
-    </w:p>
-    <w:p>
-      <w:pPr>
-        <w:pStyle w:val="20"/>
-        <w:numPr>
-          <w:ilvl w:val="0"/>
-          <w:numId w:val="0"/>
-        </w:numPr>
-        <w:spacing w:before="0" w:beforeAutospacing="0" w:after="0" w:afterAutospacing="0"/>
-        <w:ind w:left="709"/>
-        <w:jc w:val="both"/>
-      </w:pPr>
     </w:p>
     <w:p>
       <w:pPr>
@@ -9064,7 +9103,7 @@
         <w:jc w:val="both"/>
       </w:pPr>
       <w:bookmarkStart w:id="22" w:name="_Toc229241471"/>
-      <w:bookmarkStart w:id="23" w:name="_Toc229769067"/>
+      <w:bookmarkStart w:id="23" w:name="_Toc230063554"/>
       <w:r>
         <w:t>Выбор языка программирования</w:t>
       </w:r>
@@ -9246,7 +9285,7 @@
         <w:ind w:left="1418" w:hanging="709"/>
       </w:pPr>
       <w:bookmarkStart w:id="24" w:name="_Toc229241472"/>
-      <w:bookmarkStart w:id="25" w:name="_Toc229769068"/>
+      <w:bookmarkStart w:id="25" w:name="_Toc230063555"/>
       <w:r>
         <w:lastRenderedPageBreak/>
         <w:t>Выбор среды разработки</w:t>
@@ -9453,7 +9492,7 @@
       </w:pPr>
       <w:bookmarkStart w:id="26" w:name="_Toc229241473"/>
       <w:bookmarkStart w:id="27" w:name="_Hlk229604182"/>
-      <w:bookmarkStart w:id="28" w:name="_Toc229769069"/>
+      <w:bookmarkStart w:id="28" w:name="_Toc230063556"/>
       <w:r>
         <w:rPr>
           <w:rStyle w:val="a8"/>
@@ -9664,7 +9703,7 @@
         <w:ind w:left="1418" w:hanging="709"/>
         <w:jc w:val="both"/>
       </w:pPr>
-      <w:bookmarkStart w:id="29" w:name="_Toc229769070"/>
+      <w:bookmarkStart w:id="29" w:name="_Toc230063557"/>
       <w:r>
         <w:t>Выбор средств для работы с базой данных</w:t>
       </w:r>
@@ -9833,7 +9872,7 @@
         </w:rPr>
       </w:pPr>
       <w:bookmarkStart w:id="30" w:name="_Toc229241474"/>
-      <w:bookmarkStart w:id="31" w:name="_Toc229769071"/>
+      <w:bookmarkStart w:id="31" w:name="_Toc230063558"/>
       <w:r>
         <w:rPr>
           <w:rStyle w:val="a8"/>
@@ -15265,7 +15304,7 @@
         <w:ind w:left="0" w:firstLine="709"/>
         <w:jc w:val="both"/>
       </w:pPr>
-      <w:bookmarkStart w:id="32" w:name="_Toc229769072"/>
+      <w:bookmarkStart w:id="32" w:name="_Toc230063559"/>
       <w:r>
         <w:t>Реализация интерфейса</w:t>
       </w:r>
@@ -15550,18 +15589,18 @@
           <w:numId w:val="4"/>
         </w:numPr>
         <w:spacing w:line="360" w:lineRule="auto"/>
-        <w:jc w:val="both"/>
-        <w:rPr>
-          <w:sz w:val="28"/>
-          <w:szCs w:val="28"/>
-        </w:rPr>
-      </w:pPr>
-      <w:r>
-        <w:rPr>
-          <w:sz w:val="28"/>
-          <w:szCs w:val="28"/>
-        </w:rPr>
-        <w:lastRenderedPageBreak/>
+        <w:ind w:left="0" w:firstLine="709"/>
+        <w:jc w:val="both"/>
+        <w:rPr>
+          <w:sz w:val="28"/>
+          <w:szCs w:val="28"/>
+        </w:rPr>
+      </w:pPr>
+      <w:r>
+        <w:rPr>
+          <w:sz w:val="28"/>
+          <w:szCs w:val="28"/>
+        </w:rPr>
         <w:t>Извлечение из исходного названия ключевых признаков — номера школы и названия города (с использованием регулярных выражений).</w:t>
       </w:r>
     </w:p>
@@ -15573,17 +15612,19 @@
           <w:numId w:val="4"/>
         </w:numPr>
         <w:spacing w:line="360" w:lineRule="auto"/>
-        <w:jc w:val="both"/>
-        <w:rPr>
-          <w:sz w:val="28"/>
-          <w:szCs w:val="28"/>
-        </w:rPr>
-      </w:pPr>
-      <w:r>
-        <w:rPr>
-          <w:sz w:val="28"/>
-          <w:szCs w:val="28"/>
-        </w:rPr>
+        <w:ind w:left="0" w:firstLine="709"/>
+        <w:jc w:val="both"/>
+        <w:rPr>
+          <w:sz w:val="28"/>
+          <w:szCs w:val="28"/>
+        </w:rPr>
+      </w:pPr>
+      <w:r>
+        <w:rPr>
+          <w:sz w:val="28"/>
+          <w:szCs w:val="28"/>
+        </w:rPr>
+        <w:lastRenderedPageBreak/>
         <w:t xml:space="preserve">Предварительная фильтрация справочника по </w:t>
       </w:r>
       <w:proofErr w:type="spellStart"/>
@@ -15611,6 +15652,7 @@
           <w:numId w:val="4"/>
         </w:numPr>
         <w:spacing w:line="360" w:lineRule="auto"/>
+        <w:ind w:left="0" w:firstLine="709"/>
         <w:jc w:val="both"/>
         <w:rPr>
           <w:sz w:val="28"/>
@@ -15649,6 +15691,7 @@
           <w:numId w:val="4"/>
         </w:numPr>
         <w:spacing w:line="360" w:lineRule="auto"/>
+        <w:ind w:left="0" w:firstLine="709"/>
         <w:jc w:val="both"/>
         <w:rPr>
           <w:sz w:val="28"/>
@@ -15851,7 +15894,15 @@
           <w:sz w:val="28"/>
           <w:szCs w:val="28"/>
         </w:rPr>
-        <w:t xml:space="preserve">Сохранение в базу данных. Перед сохранением программа запрашивает подтверждение через диалоговое окно. После подтверждения выполняется последовательная запись данных в таблицы </w:t>
+        <w:t xml:space="preserve">Сохранение в базу данных. Перед сохранением программа запрашивает подтверждение через диалоговое окно. После подтверждения выполняется </w:t>
+      </w:r>
+      <w:r>
+        <w:rPr>
+          <w:sz w:val="28"/>
+          <w:szCs w:val="28"/>
+        </w:rPr>
+        <w:lastRenderedPageBreak/>
+        <w:t xml:space="preserve">последовательная запись данных в таблицы </w:t>
       </w:r>
       <w:proofErr w:type="spellStart"/>
       <w:r>
@@ -16111,7 +16162,7 @@
       </w:pPr>
       <w:bookmarkStart w:id="33" w:name="_Toc134779638"/>
       <w:bookmarkStart w:id="34" w:name="_Toc229241476"/>
-      <w:bookmarkStart w:id="35" w:name="_Toc229769073"/>
+      <w:bookmarkStart w:id="35" w:name="_Toc230063560"/>
       <w:r>
         <w:lastRenderedPageBreak/>
         <w:t>Э</w:t>
@@ -16376,7 +16427,6 @@
           <w:p>
             <w:pPr>
               <w:suppressAutoHyphens w:val="0"/>
-              <w:ind w:firstLine="709"/>
               <w:jc w:val="both"/>
               <w:rPr>
                 <w:lang w:eastAsia="en-US"/>
@@ -16399,7 +16449,6 @@
           <w:p>
             <w:pPr>
               <w:suppressAutoHyphens w:val="0"/>
-              <w:ind w:firstLine="709"/>
               <w:jc w:val="both"/>
               <w:rPr>
                 <w:lang w:eastAsia="en-US"/>
@@ -16422,7 +16471,6 @@
           <w:p>
             <w:pPr>
               <w:suppressAutoHyphens w:val="0"/>
-              <w:ind w:firstLine="709"/>
               <w:jc w:val="both"/>
               <w:rPr>
                 <w:lang w:eastAsia="en-US"/>
@@ -16585,7 +16633,6 @@
           <w:p>
             <w:pPr>
               <w:suppressAutoHyphens w:val="0"/>
-              <w:ind w:firstLine="709"/>
               <w:jc w:val="both"/>
               <w:rPr>
                 <w:lang w:eastAsia="ru-RU"/>
@@ -16612,7 +16659,6 @@
           <w:p>
             <w:pPr>
               <w:suppressAutoHyphens w:val="0"/>
-              <w:ind w:firstLine="709"/>
               <w:jc w:val="both"/>
               <w:rPr>
                 <w:lang w:eastAsia="ru-RU"/>
@@ -16727,7 +16773,6 @@
           <w:p>
             <w:pPr>
               <w:suppressAutoHyphens w:val="0"/>
-              <w:ind w:firstLine="709"/>
               <w:jc w:val="both"/>
               <w:rPr>
                 <w:lang w:eastAsia="ru-RU"/>
@@ -16754,7 +16799,6 @@
           <w:p>
             <w:pPr>
               <w:suppressAutoHyphens w:val="0"/>
-              <w:ind w:firstLine="709"/>
               <w:jc w:val="both"/>
               <w:rPr>
                 <w:lang w:eastAsia="ru-RU"/>
@@ -16869,7 +16913,6 @@
           <w:p>
             <w:pPr>
               <w:suppressAutoHyphens w:val="0"/>
-              <w:ind w:firstLine="709"/>
               <w:jc w:val="both"/>
               <w:rPr>
                 <w:lang w:eastAsia="ru-RU"/>
@@ -16896,7 +16939,6 @@
           <w:p>
             <w:pPr>
               <w:suppressAutoHyphens w:val="0"/>
-              <w:ind w:firstLine="709"/>
               <w:jc w:val="both"/>
               <w:rPr>
                 <w:lang w:eastAsia="ru-RU"/>
@@ -16971,7 +17013,6 @@
           <w:p>
             <w:pPr>
               <w:suppressAutoHyphens w:val="0"/>
-              <w:ind w:firstLine="709"/>
               <w:jc w:val="both"/>
               <w:rPr>
                 <w:lang w:eastAsia="ru-RU"/>
@@ -16991,8 +17032,7 @@
                 <w:numId w:val="5"/>
               </w:numPr>
               <w:suppressAutoHyphens w:val="0"/>
-              <w:spacing w:line="360" w:lineRule="auto"/>
-              <w:ind w:hanging="402"/>
+              <w:ind w:left="0" w:firstLine="0"/>
               <w:contextualSpacing/>
               <w:jc w:val="both"/>
               <w:rPr>
@@ -17013,8 +17053,7 @@
                 <w:numId w:val="5"/>
               </w:numPr>
               <w:suppressAutoHyphens w:val="0"/>
-              <w:spacing w:line="360" w:lineRule="auto"/>
-              <w:ind w:hanging="402"/>
+              <w:ind w:left="0" w:firstLine="0"/>
               <w:contextualSpacing/>
               <w:jc w:val="both"/>
               <w:rPr>
@@ -17077,7 +17116,6 @@
           <w:p>
             <w:pPr>
               <w:suppressAutoHyphens w:val="0"/>
-              <w:ind w:firstLine="709"/>
               <w:jc w:val="both"/>
               <w:rPr>
                 <w:lang w:eastAsia="ru-RU"/>
@@ -17104,7 +17142,6 @@
           <w:p>
             <w:pPr>
               <w:suppressAutoHyphens w:val="0"/>
-              <w:ind w:firstLine="709"/>
               <w:jc w:val="both"/>
               <w:rPr>
                 <w:lang w:eastAsia="ru-RU"/>
@@ -17138,7 +17175,6 @@
           <w:p>
             <w:pPr>
               <w:suppressAutoHyphens w:val="0"/>
-              <w:ind w:firstLine="709"/>
               <w:jc w:val="both"/>
               <w:rPr>
                 <w:lang w:eastAsia="en-US"/>
@@ -17161,7 +17197,6 @@
           <w:p>
             <w:pPr>
               <w:suppressAutoHyphens w:val="0"/>
-              <w:ind w:firstLine="709"/>
               <w:jc w:val="both"/>
               <w:rPr>
                 <w:lang w:eastAsia="en-US"/>
@@ -17184,7 +17219,6 @@
           <w:p>
             <w:pPr>
               <w:suppressAutoHyphens w:val="0"/>
-              <w:ind w:firstLine="709"/>
               <w:rPr>
                 <w:lang w:eastAsia="en-US"/>
               </w:rPr>
@@ -17204,7 +17238,6 @@
           <w:p>
             <w:pPr>
               <w:suppressAutoHyphens w:val="0"/>
-              <w:ind w:firstLine="709"/>
               <w:jc w:val="both"/>
               <w:rPr>
                 <w:lang w:eastAsia="ru-RU"/>
@@ -17231,7 +17264,6 @@
           <w:p>
             <w:pPr>
               <w:suppressAutoHyphens w:val="0"/>
-              <w:ind w:firstLine="709"/>
               <w:jc w:val="both"/>
               <w:rPr>
                 <w:lang w:eastAsia="ru-RU"/>
@@ -17262,7 +17294,6 @@
           <w:p>
             <w:pPr>
               <w:suppressAutoHyphens w:val="0"/>
-              <w:ind w:firstLine="709"/>
               <w:jc w:val="both"/>
               <w:rPr>
                 <w:lang w:eastAsia="en-US"/>
@@ -17285,7 +17316,6 @@
           <w:p>
             <w:pPr>
               <w:suppressAutoHyphens w:val="0"/>
-              <w:ind w:firstLine="709"/>
               <w:jc w:val="both"/>
               <w:rPr>
                 <w:lang w:eastAsia="en-US"/>
@@ -17308,7 +17338,6 @@
           <w:p>
             <w:pPr>
               <w:suppressAutoHyphens w:val="0"/>
-              <w:ind w:firstLine="709"/>
               <w:rPr>
                 <w:lang w:eastAsia="en-US"/>
               </w:rPr>
@@ -17328,7 +17357,6 @@
           <w:p>
             <w:pPr>
               <w:suppressAutoHyphens w:val="0"/>
-              <w:ind w:firstLine="709"/>
               <w:jc w:val="both"/>
               <w:rPr>
                 <w:lang w:eastAsia="ru-RU"/>
@@ -17355,7 +17383,6 @@
           <w:p>
             <w:pPr>
               <w:suppressAutoHyphens w:val="0"/>
-              <w:ind w:firstLine="709"/>
               <w:jc w:val="both"/>
               <w:rPr>
                 <w:lang w:eastAsia="ru-RU"/>
@@ -17470,7 +17497,6 @@
           <w:p>
             <w:pPr>
               <w:suppressAutoHyphens w:val="0"/>
-              <w:ind w:firstLine="709"/>
               <w:jc w:val="both"/>
               <w:rPr>
                 <w:lang w:eastAsia="ru-RU"/>
@@ -17497,7 +17523,6 @@
           <w:p>
             <w:pPr>
               <w:suppressAutoHyphens w:val="0"/>
-              <w:ind w:firstLine="709"/>
               <w:jc w:val="both"/>
               <w:rPr>
                 <w:lang w:eastAsia="ru-RU"/>
@@ -17612,7 +17637,6 @@
           <w:p>
             <w:pPr>
               <w:suppressAutoHyphens w:val="0"/>
-              <w:ind w:firstLine="709"/>
               <w:jc w:val="both"/>
               <w:rPr>
                 <w:lang w:eastAsia="ru-RU"/>
@@ -17639,7 +17663,6 @@
           <w:p>
             <w:pPr>
               <w:suppressAutoHyphens w:val="0"/>
-              <w:ind w:firstLine="709"/>
               <w:jc w:val="both"/>
               <w:rPr>
                 <w:lang w:eastAsia="ru-RU"/>
@@ -17668,7 +17691,6 @@
           <w:p>
             <w:pPr>
               <w:suppressAutoHyphens w:val="0"/>
-              <w:ind w:firstLine="709"/>
               <w:jc w:val="center"/>
               <w:rPr>
                 <w:lang w:eastAsia="ru-RU"/>
@@ -17715,7 +17737,6 @@
           <w:p>
             <w:pPr>
               <w:suppressAutoHyphens w:val="0"/>
-              <w:ind w:firstLine="709"/>
               <w:jc w:val="both"/>
               <w:rPr>
                 <w:lang w:eastAsia="ru-RU"/>
@@ -17742,7 +17763,6 @@
           <w:p>
             <w:pPr>
               <w:suppressAutoHyphens w:val="0"/>
-              <w:ind w:firstLine="709"/>
               <w:jc w:val="both"/>
               <w:rPr>
                 <w:lang w:eastAsia="ru-RU"/>
@@ -17769,7 +17789,6 @@
           <w:p>
             <w:pPr>
               <w:suppressAutoHyphens w:val="0"/>
-              <w:ind w:firstLine="709"/>
               <w:jc w:val="both"/>
               <w:rPr>
                 <w:lang w:eastAsia="ru-RU"/>
@@ -17848,6 +17867,7 @@
         </w:numPr>
         <w:suppressAutoHyphens w:val="0"/>
         <w:spacing w:line="360" w:lineRule="auto"/>
+        <w:ind w:left="0" w:firstLine="709"/>
         <w:contextualSpacing/>
         <w:jc w:val="both"/>
         <w:rPr>
@@ -17881,6 +17901,7 @@
         </w:numPr>
         <w:suppressAutoHyphens w:val="0"/>
         <w:spacing w:line="360" w:lineRule="auto"/>
+        <w:ind w:left="0" w:firstLine="709"/>
         <w:contextualSpacing/>
         <w:jc w:val="both"/>
         <w:rPr>
@@ -17914,6 +17935,7 @@
         </w:numPr>
         <w:suppressAutoHyphens w:val="0"/>
         <w:spacing w:line="360" w:lineRule="auto"/>
+        <w:ind w:left="0" w:firstLine="709"/>
         <w:contextualSpacing/>
         <w:jc w:val="both"/>
         <w:rPr>
@@ -17947,6 +17969,7 @@
         </w:numPr>
         <w:suppressAutoHyphens w:val="0"/>
         <w:spacing w:line="360" w:lineRule="auto"/>
+        <w:ind w:left="0" w:firstLine="709"/>
         <w:contextualSpacing/>
         <w:jc w:val="both"/>
         <w:rPr>
@@ -17980,6 +18003,7 @@
         </w:numPr>
         <w:suppressAutoHyphens w:val="0"/>
         <w:spacing w:line="360" w:lineRule="auto"/>
+        <w:ind w:left="0" w:firstLine="709"/>
         <w:contextualSpacing/>
         <w:jc w:val="both"/>
         <w:rPr>
@@ -18013,6 +18037,7 @@
         </w:numPr>
         <w:suppressAutoHyphens w:val="0"/>
         <w:spacing w:line="360" w:lineRule="auto"/>
+        <w:ind w:left="0" w:firstLine="709"/>
         <w:contextualSpacing/>
         <w:jc w:val="both"/>
         <w:rPr>
@@ -18027,36 +18052,36 @@
           <w:szCs w:val="28"/>
           <w:lang w:eastAsia="ru-RU"/>
         </w:rPr>
+        <w:t>з</w:t>
+      </w:r>
+      <w:r>
+        <w:rPr>
+          <w:sz w:val="28"/>
+          <w:szCs w:val="28"/>
+          <w:lang w:eastAsia="ru-RU"/>
+        </w:rPr>
+        <w:t>атраты на машинное время (затраты на электроэнергию).</w:t>
+      </w:r>
+    </w:p>
+    <w:p>
+      <w:pPr>
+        <w:suppressAutoHyphens w:val="0"/>
+        <w:spacing w:line="360" w:lineRule="auto"/>
+        <w:ind w:firstLine="709"/>
+        <w:jc w:val="both"/>
+        <w:rPr>
+          <w:sz w:val="28"/>
+          <w:szCs w:val="28"/>
+          <w:lang w:eastAsia="ru-RU"/>
+        </w:rPr>
+      </w:pPr>
+      <w:r>
+        <w:rPr>
+          <w:sz w:val="28"/>
+          <w:szCs w:val="28"/>
+          <w:lang w:eastAsia="ru-RU"/>
+        </w:rPr>
         <w:lastRenderedPageBreak/>
-        <w:t>з</w:t>
-      </w:r>
-      <w:r>
-        <w:rPr>
-          <w:sz w:val="28"/>
-          <w:szCs w:val="28"/>
-          <w:lang w:eastAsia="ru-RU"/>
-        </w:rPr>
-        <w:t>атраты на машинное время (затраты на электроэнергию).</w:t>
-      </w:r>
-    </w:p>
-    <w:p>
-      <w:pPr>
-        <w:suppressAutoHyphens w:val="0"/>
-        <w:spacing w:line="360" w:lineRule="auto"/>
-        <w:ind w:firstLine="709"/>
-        <w:jc w:val="both"/>
-        <w:rPr>
-          <w:sz w:val="28"/>
-          <w:szCs w:val="28"/>
-          <w:lang w:eastAsia="ru-RU"/>
-        </w:rPr>
-      </w:pPr>
-      <w:r>
-        <w:rPr>
-          <w:sz w:val="28"/>
-          <w:szCs w:val="28"/>
-          <w:lang w:eastAsia="ru-RU"/>
-        </w:rPr>
         <w:t>Под материальными затратами понимают отчисления на материалы, использующиеся в процессе разработки и внедрении программного обеспечения по действующим ценам. В процессе работы использовались следующие материалы и принадлежности, представленные в таблице 2.</w:t>
       </w:r>
     </w:p>
@@ -19891,7 +19916,7 @@
           <w:szCs w:val="28"/>
           <w:lang w:eastAsia="ru-RU"/>
         </w:rPr>
-        <w:t xml:space="preserve">Расходы на оплату труда разработчика программного обеспечения определяются путём умножения трудоёмкости создания программного обеспечения на среднюю часовую оплату программиста (с учётом коэффициента отчислений на социальные нужды). При вычислении затрат </w:t>
+        <w:t xml:space="preserve">Расходы на оплату труда разработчика программного обеспечения определяются путём умножения трудоёмкости создания программного обеспечения на среднюю часовую оплату программиста (с учётом коэффициента отчислений на социальные нужды). При вычислении затрат учитывается число операторов в отлаженной программе Q. В программном </w:t>
       </w:r>
       <w:r>
         <w:rPr>
@@ -19900,7 +19925,7 @@
           <w:lang w:eastAsia="ru-RU"/>
         </w:rPr>
         <w:lastRenderedPageBreak/>
-        <w:t>учитывается число операторов в отлаженной программе Q. В программном обеспечении «Модуль миграции данных студентов колледжа» количество операторов составляет Q = 372.</w:t>
+        <w:t>обеспечении «Модуль миграции данных студентов колледжа» количество операторов составляет Q = 372.</w:t>
       </w:r>
     </w:p>
     <w:p>
@@ -21172,7 +21197,6 @@
                 <w:szCs w:val="28"/>
                 <w:lang w:eastAsia="ru-RU"/>
               </w:rPr>
-              <w:lastRenderedPageBreak/>
               <w:t>Т</w:t>
             </w:r>
             <w:r>
@@ -21321,6 +21345,7 @@
           <w:szCs w:val="28"/>
           <w:lang w:eastAsia="ru-RU"/>
         </w:rPr>
+        <w:lastRenderedPageBreak/>
         <w:t xml:space="preserve">Затраты труда на отладку программы на ЭВМ при комплексной отладке программного обеспечения «Автоматизация рабочего места в приёмной комиссии колледжа» вычисляется по формуле: </w:t>
       </w:r>
     </w:p>
@@ -22830,18 +22855,43 @@
       <w:pPr>
         <w:suppressAutoHyphens w:val="0"/>
         <w:spacing w:line="360" w:lineRule="auto"/>
+        <w:jc w:val="both"/>
         <w:rPr>
           <w:sz w:val="28"/>
           <w:szCs w:val="28"/>
           <w:lang w:eastAsia="ru-RU"/>
         </w:rPr>
       </w:pPr>
-      <w:r>
+    </w:p>
+    <w:p>
+      <w:pPr>
+        <w:suppressAutoHyphens w:val="0"/>
+        <w:spacing w:line="360" w:lineRule="auto"/>
+        <w:jc w:val="both"/>
         <w:rPr>
           <w:sz w:val="28"/>
           <w:szCs w:val="28"/>
           <w:lang w:eastAsia="ru-RU"/>
         </w:rPr>
+      </w:pPr>
+    </w:p>
+    <w:p>
+      <w:pPr>
+        <w:suppressAutoHyphens w:val="0"/>
+        <w:spacing w:line="360" w:lineRule="auto"/>
+        <w:rPr>
+          <w:sz w:val="28"/>
+          <w:szCs w:val="28"/>
+          <w:lang w:eastAsia="ru-RU"/>
+        </w:rPr>
+      </w:pPr>
+      <w:r>
+        <w:rPr>
+          <w:sz w:val="28"/>
+          <w:szCs w:val="28"/>
+          <w:lang w:eastAsia="ru-RU"/>
+        </w:rPr>
+        <w:lastRenderedPageBreak/>
         <w:t xml:space="preserve">Таблица </w:t>
       </w:r>
       <w:r>
@@ -22900,7 +22950,6 @@
               <w:rPr>
                 <w:lang w:eastAsia="ru-RU"/>
               </w:rPr>
-              <w:lastRenderedPageBreak/>
               <w:t>№</w:t>
             </w:r>
           </w:p>
@@ -24259,7 +24308,6 @@
           <w:szCs w:val="28"/>
           <w:lang w:eastAsia="ru-RU"/>
         </w:rPr>
-        <w:lastRenderedPageBreak/>
         <w:t xml:space="preserve">Таблица </w:t>
       </w:r>
       <w:r>
@@ -25550,7 +25598,16 @@
           <w:szCs w:val="28"/>
           <w:lang w:eastAsia="ru-RU"/>
         </w:rPr>
-        <w:t xml:space="preserve">В процессе разработки программного обеспечения использовался персональный компьютер на базе процессора Intel Core i5-2500K с оперативной памятью 16 ГБ и SSD-накопителем 2 ТБ. Потребление электроэнергии системным блоком — 0,30 кВт/ч, потребление электроэнергии монитором — 0,05 кВт/ч, потребление электроэнергии принтером — 0,18 кВт/ч. Общее потребление составляет: 0,53 кВт/ч. </w:t>
+        <w:t xml:space="preserve">В процессе разработки программного обеспечения использовался персональный компьютер на базе процессора Intel Core i5-2500K с оперативной памятью 16 ГБ и SSD-накопителем 2 ТБ. Потребление электроэнергии системным блоком — 0,30 кВт/ч, потребление электроэнергии </w:t>
+      </w:r>
+      <w:r>
+        <w:rPr>
+          <w:sz w:val="28"/>
+          <w:szCs w:val="28"/>
+          <w:lang w:eastAsia="ru-RU"/>
+        </w:rPr>
+        <w:lastRenderedPageBreak/>
+        <w:t xml:space="preserve">монитором — 0,05 кВт/ч, потребление электроэнергии принтером — 0,18 кВт/ч. Общее потребление составляет: 0,53 кВт/ч. </w:t>
       </w:r>
     </w:p>
     <w:p>
@@ -25571,7 +25628,6 @@
           <w:szCs w:val="28"/>
           <w:lang w:eastAsia="ru-RU"/>
         </w:rPr>
-        <w:lastRenderedPageBreak/>
         <w:t>Стоимость 1 кВт электроэнергии составляет 7,4 руб.</w:t>
       </w:r>
     </w:p>
@@ -26559,7 +26615,6 @@
           <w:p>
             <w:pPr>
               <w:suppressAutoHyphens w:val="0"/>
-              <w:spacing w:line="360" w:lineRule="auto"/>
               <w:jc w:val="center"/>
               <w:rPr>
                 <w:lang w:eastAsia="ru-RU"/>
@@ -26582,7 +26637,6 @@
           <w:p>
             <w:pPr>
               <w:suppressAutoHyphens w:val="0"/>
-              <w:spacing w:line="360" w:lineRule="auto"/>
               <w:jc w:val="center"/>
               <w:rPr>
                 <w:lang w:eastAsia="ru-RU"/>
@@ -26605,7 +26659,6 @@
           <w:p>
             <w:pPr>
               <w:suppressAutoHyphens w:val="0"/>
-              <w:spacing w:line="360" w:lineRule="auto"/>
               <w:jc w:val="center"/>
               <w:rPr>
                 <w:lang w:eastAsia="ru-RU"/>
@@ -26638,7 +26691,6 @@
           <w:p>
             <w:pPr>
               <w:suppressAutoHyphens w:val="0"/>
-              <w:spacing w:line="360" w:lineRule="auto"/>
               <w:jc w:val="center"/>
               <w:rPr>
                 <w:lang w:eastAsia="ru-RU"/>
@@ -26677,7 +26729,6 @@
           <w:p>
             <w:pPr>
               <w:suppressAutoHyphens w:val="0"/>
-              <w:spacing w:line="360" w:lineRule="auto"/>
               <w:jc w:val="center"/>
               <w:rPr>
                 <w:lang w:eastAsia="ru-RU"/>
@@ -26706,7 +26757,6 @@
           <w:p>
             <w:pPr>
               <w:suppressAutoHyphens w:val="0"/>
-              <w:spacing w:line="360" w:lineRule="auto"/>
               <w:jc w:val="center"/>
               <w:rPr>
                 <w:lang w:eastAsia="ru-RU"/>
@@ -26738,8 +26788,6 @@
           <w:p>
             <w:pPr>
               <w:suppressAutoHyphens w:val="0"/>
-              <w:spacing w:line="360" w:lineRule="auto"/>
-              <w:ind w:firstLine="709"/>
               <w:jc w:val="both"/>
               <w:rPr>
                 <w:lang w:eastAsia="ru-RU"/>
@@ -26767,7 +26815,6 @@
           <w:p>
             <w:pPr>
               <w:suppressAutoHyphens w:val="0"/>
-              <w:spacing w:line="360" w:lineRule="auto"/>
               <w:jc w:val="both"/>
               <w:rPr>
                 <w:lang w:eastAsia="ru-RU"/>
@@ -26853,7 +26900,6 @@
           <w:p>
             <w:pPr>
               <w:suppressAutoHyphens w:val="0"/>
-              <w:spacing w:line="360" w:lineRule="auto"/>
               <w:jc w:val="both"/>
               <w:rPr>
                 <w:lang w:eastAsia="ru-RU"/>
@@ -26875,7 +26921,6 @@
           <w:p>
             <w:pPr>
               <w:suppressAutoHyphens w:val="0"/>
-              <w:spacing w:line="360" w:lineRule="auto"/>
               <w:jc w:val="both"/>
               <w:rPr>
                 <w:lang w:eastAsia="ru-RU"/>
@@ -26903,7 +26948,6 @@
           <w:p>
             <w:pPr>
               <w:suppressAutoHyphens w:val="0"/>
-              <w:spacing w:line="360" w:lineRule="auto"/>
               <w:jc w:val="both"/>
               <w:rPr>
                 <w:lang w:eastAsia="ru-RU"/>
@@ -26939,7 +26983,6 @@
           <w:p>
             <w:pPr>
               <w:suppressAutoHyphens w:val="0"/>
-              <w:spacing w:line="360" w:lineRule="auto"/>
               <w:jc w:val="both"/>
               <w:rPr>
                 <w:lang w:val="en-US" w:eastAsia="ru-RU"/>
@@ -26967,8 +27010,6 @@
           <w:p>
             <w:pPr>
               <w:suppressAutoHyphens w:val="0"/>
-              <w:spacing w:line="360" w:lineRule="auto"/>
-              <w:ind w:firstLine="709"/>
               <w:jc w:val="both"/>
               <w:rPr>
                 <w:lang w:eastAsia="ru-RU"/>
@@ -26996,7 +27037,6 @@
           <w:p>
             <w:pPr>
               <w:suppressAutoHyphens w:val="0"/>
-              <w:spacing w:line="360" w:lineRule="auto"/>
               <w:jc w:val="both"/>
               <w:rPr>
                 <w:lang w:val="en-US" w:eastAsia="ru-RU"/>
@@ -27024,7 +27064,6 @@
           <w:p>
             <w:pPr>
               <w:suppressAutoHyphens w:val="0"/>
-              <w:spacing w:line="360" w:lineRule="auto"/>
               <w:jc w:val="both"/>
               <w:rPr>
                 <w:lang w:eastAsia="ru-RU"/>
@@ -27046,7 +27085,6 @@
           <w:p>
             <w:pPr>
               <w:suppressAutoHyphens w:val="0"/>
-              <w:spacing w:line="360" w:lineRule="auto"/>
               <w:jc w:val="both"/>
               <w:rPr>
                 <w:lang w:eastAsia="ru-RU"/>
@@ -27068,7 +27106,6 @@
           <w:p>
             <w:pPr>
               <w:suppressAutoHyphens w:val="0"/>
-              <w:spacing w:line="360" w:lineRule="auto"/>
               <w:jc w:val="both"/>
               <w:rPr>
                 <w:i/>
@@ -27093,7 +27130,6 @@
           <w:p>
             <w:pPr>
               <w:suppressAutoHyphens w:val="0"/>
-              <w:spacing w:line="360" w:lineRule="auto"/>
               <w:jc w:val="both"/>
               <w:rPr>
                 <w:i/>
@@ -27132,8 +27168,6 @@
           <w:p>
             <w:pPr>
               <w:suppressAutoHyphens w:val="0"/>
-              <w:spacing w:line="360" w:lineRule="auto"/>
-              <w:ind w:firstLine="709"/>
               <w:jc w:val="both"/>
               <w:rPr>
                 <w:lang w:eastAsia="ru-RU"/>
@@ -27155,7 +27189,6 @@
           <w:p>
             <w:pPr>
               <w:suppressAutoHyphens w:val="0"/>
-              <w:spacing w:line="360" w:lineRule="auto"/>
               <w:jc w:val="both"/>
               <w:rPr>
                 <w:lang w:eastAsia="ru-RU"/>
@@ -27177,7 +27210,6 @@
           <w:p>
             <w:pPr>
               <w:suppressAutoHyphens w:val="0"/>
-              <w:spacing w:line="360" w:lineRule="auto"/>
               <w:jc w:val="both"/>
               <w:rPr>
                 <w:lang w:eastAsia="ru-RU"/>
@@ -27199,7 +27231,6 @@
           <w:p>
             <w:pPr>
               <w:suppressAutoHyphens w:val="0"/>
-              <w:spacing w:line="360" w:lineRule="auto"/>
               <w:jc w:val="both"/>
               <w:rPr>
                 <w:lang w:eastAsia="ru-RU"/>
@@ -27221,7 +27252,6 @@
           <w:p>
             <w:pPr>
               <w:suppressAutoHyphens w:val="0"/>
-              <w:spacing w:line="360" w:lineRule="auto"/>
               <w:jc w:val="both"/>
               <w:rPr>
                 <w:i/>
@@ -27246,7 +27276,6 @@
           <w:p>
             <w:pPr>
               <w:suppressAutoHyphens w:val="0"/>
-              <w:spacing w:line="360" w:lineRule="auto"/>
               <w:jc w:val="both"/>
               <w:rPr>
                 <w:i/>
@@ -27274,8 +27303,6 @@
           <w:p>
             <w:pPr>
               <w:suppressAutoHyphens w:val="0"/>
-              <w:spacing w:line="360" w:lineRule="auto"/>
-              <w:ind w:firstLine="709"/>
               <w:jc w:val="both"/>
               <w:rPr>
                 <w:lang w:eastAsia="ru-RU"/>
@@ -27292,7 +27319,6 @@
           <w:p>
             <w:pPr>
               <w:suppressAutoHyphens w:val="0"/>
-              <w:spacing w:line="360" w:lineRule="auto"/>
               <w:jc w:val="both"/>
               <w:rPr>
                 <w:lang w:eastAsia="ru-RU"/>
@@ -27314,7 +27340,6 @@
           <w:p>
             <w:pPr>
               <w:suppressAutoHyphens w:val="0"/>
-              <w:spacing w:line="360" w:lineRule="auto"/>
               <w:jc w:val="both"/>
               <w:rPr>
                 <w:lang w:eastAsia="ru-RU"/>
@@ -27336,7 +27361,6 @@
           <w:p>
             <w:pPr>
               <w:suppressAutoHyphens w:val="0"/>
-              <w:spacing w:line="360" w:lineRule="auto"/>
               <w:jc w:val="both"/>
               <w:rPr>
                 <w:i/>
@@ -27361,7 +27385,6 @@
           <w:p>
             <w:pPr>
               <w:suppressAutoHyphens w:val="0"/>
-              <w:spacing w:line="360" w:lineRule="auto"/>
               <w:jc w:val="both"/>
               <w:rPr>
                 <w:i/>
@@ -29642,7 +29665,7 @@
         <w:jc w:val="center"/>
       </w:pPr>
       <w:bookmarkStart w:id="36" w:name="_Toc229241477"/>
-      <w:bookmarkStart w:id="37" w:name="_Toc229769074"/>
+      <w:bookmarkStart w:id="37" w:name="_Toc230063561"/>
       <w:r>
         <w:lastRenderedPageBreak/>
         <w:t>ЗАКЛЮЧЕНИЕ</w:t>
@@ -30101,7 +30124,7 @@
         <w:jc w:val="center"/>
       </w:pPr>
       <w:bookmarkStart w:id="38" w:name="_Toc229241478"/>
-      <w:bookmarkStart w:id="39" w:name="_Toc229769075"/>
+      <w:bookmarkStart w:id="39" w:name="_Toc230063562"/>
       <w:r>
         <w:lastRenderedPageBreak/>
         <w:t>СПИСОК ИСПОЛЬЗОВАННЫХ ИСТОЧНИКОВ</w:t>

--- a/Диплом.docx
+++ b/Диплом.docx
@@ -2778,23 +2778,7 @@
           <w:sz w:val="28"/>
           <w:szCs w:val="28"/>
         </w:rPr>
-        <w:t xml:space="preserve"> и В. И. Горемыкин, рассматривают практические аспекты проектирования баз данных для учебных заведений. Существуют готовые программные продукты для миграции данных, такие как «1</w:t>
-      </w:r>
-      <w:proofErr w:type="gramStart"/>
-      <w:r>
-        <w:rPr>
-          <w:sz w:val="28"/>
-          <w:szCs w:val="28"/>
-        </w:rPr>
-        <w:t>С:Колледж</w:t>
-      </w:r>
-      <w:proofErr w:type="gramEnd"/>
-      <w:r>
-        <w:rPr>
-          <w:sz w:val="28"/>
-          <w:szCs w:val="28"/>
-        </w:rPr>
-        <w:t xml:space="preserve">», «Галактика: Управление вузом» и различные </w:t>
+        <w:t xml:space="preserve"> и В. И. Горемыкин, рассматривают практические аспекты проектирования баз данных для учебных заведений. Существуют готовые программные продукты для миграции данных, такие как «1С:Колледж», «Галактика: Управление вузом» и различные </w:t>
       </w:r>
       <w:proofErr w:type="spellStart"/>
       <w:r>
@@ -4742,23 +4726,7 @@
           <w:szCs w:val="28"/>
         </w:rPr>
         <w:lastRenderedPageBreak/>
-        <w:t>1. «1</w:t>
-      </w:r>
-      <w:proofErr w:type="gramStart"/>
-      <w:r>
-        <w:rPr>
-          <w:sz w:val="28"/>
-          <w:szCs w:val="28"/>
-        </w:rPr>
-        <w:t>С:Колледж</w:t>
-      </w:r>
-      <w:proofErr w:type="gramEnd"/>
-      <w:r>
-        <w:rPr>
-          <w:sz w:val="28"/>
-          <w:szCs w:val="28"/>
-        </w:rPr>
-        <w:t>».</w:t>
+        <w:t>1. «1С:Колледж».</w:t>
       </w:r>
       <w:r>
         <w:rPr>
@@ -4772,23 +4740,7 @@
           <w:sz w:val="28"/>
           <w:szCs w:val="28"/>
         </w:rPr>
-        <w:t>Программный продукт на платформе «1</w:t>
-      </w:r>
-      <w:proofErr w:type="gramStart"/>
-      <w:r>
-        <w:rPr>
-          <w:sz w:val="28"/>
-          <w:szCs w:val="28"/>
-        </w:rPr>
-        <w:t>С:Предприятие</w:t>
-      </w:r>
-      <w:proofErr w:type="gramEnd"/>
-      <w:r>
-        <w:rPr>
-          <w:sz w:val="28"/>
-          <w:szCs w:val="28"/>
-        </w:rPr>
-        <w:t>», предназначенный для автоматизации управления учебным процессом в учреждениях СПО. Система включает модули для ведения личных дел студентов, учёта успеваемости, формирования отчётов и приказов.</w:t>
+        <w:t>Программный продукт на платформе «1С:Предприятие», предназначенный для автоматизации управления учебным процессом в учреждениях СПО. Система включает модули для ведения личных дел студентов, учёта успеваемости, формирования отчётов и приказов.</w:t>
       </w:r>
     </w:p>
     <w:p>
@@ -6097,6 +6049,7 @@
           <w:color w:val="000000" w:themeColor="text1"/>
           <w:sz w:val="28"/>
           <w:szCs w:val="28"/>
+          <w:lang w:val="en-US"/>
         </w:rPr>
         <w:t>4</w:t>
       </w:r>
@@ -8555,6 +8508,459 @@
           <w:szCs w:val="28"/>
         </w:rPr>
       </w:pPr>
+      <w:r>
+        <w:rPr>
+          <w:sz w:val="28"/>
+          <w:szCs w:val="28"/>
+        </w:rPr>
+        <w:t xml:space="preserve">На основе разработанной структуры базы данных и информационной модели построена диаграмма классов, отражающая архитектуру </w:t>
+      </w:r>
+      <w:r>
+        <w:rPr>
+          <w:sz w:val="28"/>
+          <w:szCs w:val="28"/>
+        </w:rPr>
+        <w:lastRenderedPageBreak/>
+        <w:t xml:space="preserve">программного модуля. Основным классом системы является </w:t>
+      </w:r>
+      <w:proofErr w:type="spellStart"/>
+      <w:r>
+        <w:rPr>
+          <w:sz w:val="28"/>
+          <w:szCs w:val="28"/>
+        </w:rPr>
+        <w:t>MigrationApp</w:t>
+      </w:r>
+      <w:proofErr w:type="spellEnd"/>
+      <w:r>
+        <w:rPr>
+          <w:sz w:val="28"/>
+          <w:szCs w:val="28"/>
+        </w:rPr>
+        <w:t>, который инкапсулирует всю логику работы приложения.</w:t>
+      </w:r>
+    </w:p>
+    <w:p>
+      <w:pPr>
+        <w:spacing w:line="360" w:lineRule="auto"/>
+        <w:ind w:firstLine="708"/>
+        <w:jc w:val="both"/>
+        <w:rPr>
+          <w:sz w:val="28"/>
+          <w:szCs w:val="28"/>
+        </w:rPr>
+      </w:pPr>
+      <w:r>
+        <w:rPr>
+          <w:sz w:val="28"/>
+          <w:szCs w:val="28"/>
+        </w:rPr>
+        <w:t xml:space="preserve">Класс содержит атрибуты, отвечающие за графический интерфейс (главное окно </w:t>
+      </w:r>
+      <w:proofErr w:type="spellStart"/>
+      <w:r>
+        <w:rPr>
+          <w:sz w:val="28"/>
+          <w:szCs w:val="28"/>
+        </w:rPr>
+        <w:t>root</w:t>
+      </w:r>
+      <w:proofErr w:type="spellEnd"/>
+      <w:r>
+        <w:rPr>
+          <w:sz w:val="28"/>
+          <w:szCs w:val="28"/>
+        </w:rPr>
+        <w:t xml:space="preserve">, таблица </w:t>
+      </w:r>
+      <w:proofErr w:type="spellStart"/>
+      <w:r>
+        <w:rPr>
+          <w:sz w:val="28"/>
+          <w:szCs w:val="28"/>
+        </w:rPr>
+        <w:t>tree</w:t>
+      </w:r>
+      <w:proofErr w:type="spellEnd"/>
+      <w:r>
+        <w:rPr>
+          <w:sz w:val="28"/>
+          <w:szCs w:val="28"/>
+        </w:rPr>
+        <w:t xml:space="preserve">, строка состояния </w:t>
+      </w:r>
+      <w:proofErr w:type="spellStart"/>
+      <w:r>
+        <w:rPr>
+          <w:sz w:val="28"/>
+          <w:szCs w:val="28"/>
+        </w:rPr>
+        <w:t>status</w:t>
+      </w:r>
+      <w:proofErr w:type="spellEnd"/>
+      <w:r>
+        <w:rPr>
+          <w:sz w:val="28"/>
+          <w:szCs w:val="28"/>
+        </w:rPr>
+        <w:t xml:space="preserve">, кнопки </w:t>
+      </w:r>
+      <w:proofErr w:type="spellStart"/>
+      <w:r>
+        <w:rPr>
+          <w:sz w:val="28"/>
+          <w:szCs w:val="28"/>
+        </w:rPr>
+        <w:t>btn_load</w:t>
+      </w:r>
+      <w:proofErr w:type="spellEnd"/>
+      <w:r>
+        <w:rPr>
+          <w:sz w:val="28"/>
+          <w:szCs w:val="28"/>
+        </w:rPr>
+        <w:t xml:space="preserve"> и </w:t>
+      </w:r>
+      <w:proofErr w:type="spellStart"/>
+      <w:r>
+        <w:rPr>
+          <w:sz w:val="28"/>
+          <w:szCs w:val="28"/>
+        </w:rPr>
+        <w:t>btn_save</w:t>
+      </w:r>
+      <w:proofErr w:type="spellEnd"/>
+      <w:r>
+        <w:rPr>
+          <w:sz w:val="28"/>
+          <w:szCs w:val="28"/>
+        </w:rPr>
+        <w:t xml:space="preserve">), а также список </w:t>
+      </w:r>
+      <w:proofErr w:type="spellStart"/>
+      <w:r>
+        <w:rPr>
+          <w:sz w:val="28"/>
+          <w:szCs w:val="28"/>
+        </w:rPr>
+        <w:t>excel_data</w:t>
+      </w:r>
+      <w:proofErr w:type="spellEnd"/>
+      <w:r>
+        <w:rPr>
+          <w:sz w:val="28"/>
+          <w:szCs w:val="28"/>
+        </w:rPr>
+        <w:t xml:space="preserve"> для хранения загруженных из Excel данных.</w:t>
+      </w:r>
+    </w:p>
+    <w:p>
+      <w:pPr>
+        <w:spacing w:line="360" w:lineRule="auto"/>
+        <w:ind w:firstLine="708"/>
+        <w:jc w:val="both"/>
+        <w:rPr>
+          <w:sz w:val="28"/>
+          <w:szCs w:val="28"/>
+        </w:rPr>
+      </w:pPr>
+      <w:r>
+        <w:rPr>
+          <w:sz w:val="28"/>
+          <w:szCs w:val="28"/>
+        </w:rPr>
+        <w:t xml:space="preserve">Методы класса реализуют основные функции системы: </w:t>
+      </w:r>
+      <w:proofErr w:type="spellStart"/>
+      <w:r>
+        <w:rPr>
+          <w:sz w:val="28"/>
+          <w:szCs w:val="28"/>
+        </w:rPr>
+        <w:t>load_excel</w:t>
+      </w:r>
+      <w:proofErr w:type="spellEnd"/>
+      <w:r>
+        <w:rPr>
+          <w:sz w:val="28"/>
+          <w:szCs w:val="28"/>
+        </w:rPr>
+        <w:t xml:space="preserve">() — загрузка и отображение данных из Excel-файла, </w:t>
+      </w:r>
+      <w:proofErr w:type="spellStart"/>
+      <w:r>
+        <w:rPr>
+          <w:sz w:val="28"/>
+          <w:szCs w:val="28"/>
+        </w:rPr>
+        <w:t>parse_date</w:t>
+      </w:r>
+      <w:proofErr w:type="spellEnd"/>
+      <w:r>
+        <w:rPr>
+          <w:sz w:val="28"/>
+          <w:szCs w:val="28"/>
+        </w:rPr>
+        <w:t xml:space="preserve">() — преобразование дат из различных форматов, </w:t>
+      </w:r>
+      <w:proofErr w:type="spellStart"/>
+      <w:r>
+        <w:rPr>
+          <w:sz w:val="28"/>
+          <w:szCs w:val="28"/>
+        </w:rPr>
+        <w:t>save_to_db</w:t>
+      </w:r>
+      <w:proofErr w:type="spellEnd"/>
+      <w:r>
+        <w:rPr>
+          <w:sz w:val="28"/>
+          <w:szCs w:val="28"/>
+        </w:rPr>
+        <w:t>() — сохранение данных в базу, а также группу методов для вставки записей в отдельные таблицы (</w:t>
+      </w:r>
+      <w:proofErr w:type="spellStart"/>
+      <w:r>
+        <w:rPr>
+          <w:sz w:val="28"/>
+          <w:szCs w:val="28"/>
+        </w:rPr>
+        <w:t>insert_or_get_person</w:t>
+      </w:r>
+      <w:proofErr w:type="spellEnd"/>
+      <w:r>
+        <w:rPr>
+          <w:sz w:val="28"/>
+          <w:szCs w:val="28"/>
+        </w:rPr>
+        <w:t xml:space="preserve">, </w:t>
+      </w:r>
+      <w:proofErr w:type="spellStart"/>
+      <w:r>
+        <w:rPr>
+          <w:sz w:val="28"/>
+          <w:szCs w:val="28"/>
+        </w:rPr>
+        <w:t>insert_passport_data</w:t>
+      </w:r>
+      <w:proofErr w:type="spellEnd"/>
+      <w:r>
+        <w:rPr>
+          <w:sz w:val="28"/>
+          <w:szCs w:val="28"/>
+        </w:rPr>
+        <w:t xml:space="preserve">, </w:t>
+      </w:r>
+      <w:proofErr w:type="spellStart"/>
+      <w:r>
+        <w:rPr>
+          <w:sz w:val="28"/>
+          <w:szCs w:val="28"/>
+        </w:rPr>
+        <w:t>insert_person_insurance</w:t>
+      </w:r>
+      <w:proofErr w:type="spellEnd"/>
+      <w:r>
+        <w:rPr>
+          <w:sz w:val="28"/>
+          <w:szCs w:val="28"/>
+        </w:rPr>
+        <w:t xml:space="preserve">, </w:t>
+      </w:r>
+      <w:proofErr w:type="spellStart"/>
+      <w:r>
+        <w:rPr>
+          <w:sz w:val="28"/>
+          <w:szCs w:val="28"/>
+        </w:rPr>
+        <w:t>insert_person_certificate</w:t>
+      </w:r>
+      <w:proofErr w:type="spellEnd"/>
+      <w:r>
+        <w:rPr>
+          <w:sz w:val="28"/>
+          <w:szCs w:val="28"/>
+        </w:rPr>
+        <w:t xml:space="preserve">, </w:t>
+      </w:r>
+      <w:proofErr w:type="spellStart"/>
+      <w:r>
+        <w:rPr>
+          <w:sz w:val="28"/>
+          <w:szCs w:val="28"/>
+        </w:rPr>
+        <w:t>insert_enrollment</w:t>
+      </w:r>
+      <w:proofErr w:type="spellEnd"/>
+      <w:r>
+        <w:rPr>
+          <w:sz w:val="28"/>
+          <w:szCs w:val="28"/>
+        </w:rPr>
+        <w:t>). Каждый из этих методов выполняет проверку на дублирование перед вставкой.</w:t>
+      </w:r>
+    </w:p>
+    <w:p>
+      <w:pPr>
+        <w:spacing w:line="360" w:lineRule="auto"/>
+        <w:ind w:firstLine="708"/>
+        <w:jc w:val="both"/>
+        <w:rPr>
+          <w:sz w:val="28"/>
+          <w:szCs w:val="28"/>
+        </w:rPr>
+      </w:pPr>
+      <w:r>
+        <w:rPr>
+          <w:sz w:val="28"/>
+          <w:szCs w:val="28"/>
+        </w:rPr>
+        <w:t>Диаграмма классов представлена на рисунке 9.</w:t>
+      </w:r>
+    </w:p>
+    <w:p>
+      <w:pPr>
+        <w:keepNext/>
+        <w:spacing w:line="360" w:lineRule="auto"/>
+        <w:jc w:val="both"/>
+      </w:pPr>
+      <w:r>
+        <w:rPr>
+          <w:noProof/>
+        </w:rPr>
+        <w:drawing>
+          <wp:inline distT="0" distB="0" distL="0" distR="0" wp14:anchorId="6991EFD1" wp14:editId="68747CA5">
+            <wp:extent cx="3880237" cy="4414137"/>
+            <wp:effectExtent l="0" t="0" r="6350" b="5715"/>
+            <wp:docPr id="8" name="Рисунок 8"/>
+            <wp:cNvGraphicFramePr>
+              <a:graphicFrameLocks xmlns:a="http://schemas.openxmlformats.org/drawingml/2006/main" noChangeAspect="1"/>
+            </wp:cNvGraphicFramePr>
+            <a:graphic xmlns:a="http://schemas.openxmlformats.org/drawingml/2006/main">
+              <a:graphicData uri="http://schemas.openxmlformats.org/drawingml/2006/picture">
+                <pic:pic xmlns:pic="http://schemas.openxmlformats.org/drawingml/2006/picture">
+                  <pic:nvPicPr>
+                    <pic:cNvPr id="0" name="Picture 1"/>
+                    <pic:cNvPicPr>
+                      <a:picLocks noChangeAspect="1" noChangeArrowheads="1"/>
+                    </pic:cNvPicPr>
+                  </pic:nvPicPr>
+                  <pic:blipFill>
+                    <a:blip r:embed="rId12">
+                      <a:extLst>
+                        <a:ext uri="{28A0092B-C50C-407E-A947-70E740481C1C}">
+                          <a14:useLocalDpi xmlns:a14="http://schemas.microsoft.com/office/drawing/2010/main" val="0"/>
+                        </a:ext>
+                      </a:extLst>
+                    </a:blip>
+                    <a:srcRect/>
+                    <a:stretch>
+                      <a:fillRect/>
+                    </a:stretch>
+                  </pic:blipFill>
+                  <pic:spPr bwMode="auto">
+                    <a:xfrm>
+                      <a:off x="0" y="0"/>
+                      <a:ext cx="3884300" cy="4418760"/>
+                    </a:xfrm>
+                    <a:prstGeom prst="rect">
+                      <a:avLst/>
+                    </a:prstGeom>
+                    <a:noFill/>
+                    <a:ln>
+                      <a:noFill/>
+                    </a:ln>
+                  </pic:spPr>
+                </pic:pic>
+              </a:graphicData>
+            </a:graphic>
+          </wp:inline>
+        </w:drawing>
+      </w:r>
+    </w:p>
+    <w:p>
+      <w:pPr>
+        <w:pStyle w:val="a4"/>
+        <w:jc w:val="center"/>
+        <w:rPr>
+          <w:i w:val="0"/>
+          <w:iCs w:val="0"/>
+          <w:color w:val="000000" w:themeColor="text1"/>
+          <w:sz w:val="28"/>
+          <w:szCs w:val="28"/>
+        </w:rPr>
+      </w:pPr>
+      <w:r>
+        <w:rPr>
+          <w:i w:val="0"/>
+          <w:iCs w:val="0"/>
+          <w:color w:val="000000" w:themeColor="text1"/>
+          <w:sz w:val="28"/>
+          <w:szCs w:val="28"/>
+        </w:rPr>
+        <w:t xml:space="preserve">Рисунок </w:t>
+      </w:r>
+      <w:r>
+        <w:rPr>
+          <w:i w:val="0"/>
+          <w:iCs w:val="0"/>
+          <w:color w:val="000000" w:themeColor="text1"/>
+          <w:sz w:val="28"/>
+          <w:szCs w:val="28"/>
+        </w:rPr>
+        <w:fldChar w:fldCharType="begin"/>
+      </w:r>
+      <w:r>
+        <w:rPr>
+          <w:i w:val="0"/>
+          <w:iCs w:val="0"/>
+          <w:color w:val="000000" w:themeColor="text1"/>
+          <w:sz w:val="28"/>
+          <w:szCs w:val="28"/>
+        </w:rPr>
+        <w:instrText xml:space="preserve"> SEQ Рисунок \* ARABIC </w:instrText>
+      </w:r>
+      <w:r>
+        <w:rPr>
+          <w:i w:val="0"/>
+          <w:iCs w:val="0"/>
+          <w:color w:val="000000" w:themeColor="text1"/>
+          <w:sz w:val="28"/>
+          <w:szCs w:val="28"/>
+        </w:rPr>
+        <w:fldChar w:fldCharType="separate"/>
+      </w:r>
+      <w:r>
+        <w:rPr>
+          <w:i w:val="0"/>
+          <w:iCs w:val="0"/>
+          <w:noProof/>
+          <w:color w:val="000000" w:themeColor="text1"/>
+          <w:sz w:val="28"/>
+          <w:szCs w:val="28"/>
+        </w:rPr>
+        <w:t>9</w:t>
+      </w:r>
+      <w:r>
+        <w:rPr>
+          <w:i w:val="0"/>
+          <w:iCs w:val="0"/>
+          <w:color w:val="000000" w:themeColor="text1"/>
+          <w:sz w:val="28"/>
+          <w:szCs w:val="28"/>
+        </w:rPr>
+        <w:fldChar w:fldCharType="end"/>
+      </w:r>
+      <w:r>
+        <w:rPr>
+          <w:i w:val="0"/>
+          <w:iCs w:val="0"/>
+          <w:color w:val="000000" w:themeColor="text1"/>
+          <w:sz w:val="28"/>
+          <w:szCs w:val="28"/>
+        </w:rPr>
+        <w:t xml:space="preserve"> - Диаграмма классов</w:t>
+      </w:r>
     </w:p>
     <w:p>
       <w:pPr>
@@ -8853,7 +9259,7 @@
                     </pic:cNvPicPr>
                   </pic:nvPicPr>
                   <pic:blipFill>
-                    <a:blip r:embed="rId12">
+                    <a:blip r:embed="rId13">
                       <a:extLst>
                         <a:ext uri="{28A0092B-C50C-407E-A947-70E740481C1C}">
                           <a14:useLocalDpi xmlns:a14="http://schemas.microsoft.com/office/drawing/2010/main" val="0"/>
@@ -8946,7 +9352,7 @@
           <w:sz w:val="28"/>
           <w:szCs w:val="28"/>
         </w:rPr>
-        <w:t>9</w:t>
+        <w:t>10</w:t>
       </w:r>
       <w:r>
         <w:rPr>
@@ -9019,6 +9425,72 @@
         </w:rPr>
         <w:lastRenderedPageBreak/>
         <w:t>Предложенная логика приложения обеспечивает интуитивно понятный порядок работы: от загрузки исходных данных до сохранения результата. Пользователю не требуется специальных знаний в области баз данных — все операции выполняются через графический интерфейс.</w:t>
+      </w:r>
+    </w:p>
+    <w:p>
+      <w:pPr>
+        <w:spacing w:line="360" w:lineRule="auto"/>
+        <w:ind w:firstLine="708"/>
+        <w:jc w:val="both"/>
+        <w:rPr>
+          <w:sz w:val="28"/>
+          <w:szCs w:val="28"/>
+        </w:rPr>
+      </w:pPr>
+      <w:r>
+        <w:rPr>
+          <w:sz w:val="28"/>
+          <w:szCs w:val="28"/>
+        </w:rPr>
+        <w:t xml:space="preserve">В первой главе был проведён анализ предметной области, выявлены недостатки существующего подхода к обработке данных студентов, выполнен обзор рынка готовых решений и обоснована необходимость разработки собственной системы. Построены диаграммы </w:t>
+      </w:r>
+      <w:proofErr w:type="spellStart"/>
+      <w:r>
+        <w:rPr>
+          <w:sz w:val="28"/>
+          <w:szCs w:val="28"/>
+        </w:rPr>
+        <w:t>Use</w:t>
+      </w:r>
+      <w:proofErr w:type="spellEnd"/>
+      <w:r>
+        <w:rPr>
+          <w:sz w:val="28"/>
+          <w:szCs w:val="28"/>
+        </w:rPr>
+        <w:t xml:space="preserve"> Case, IDEF0, DFD, ER-диаграмма, </w:t>
+      </w:r>
+      <w:proofErr w:type="spellStart"/>
+      <w:r>
+        <w:rPr>
+          <w:sz w:val="28"/>
+          <w:szCs w:val="28"/>
+        </w:rPr>
+        <w:t>даталогическая</w:t>
+      </w:r>
+      <w:proofErr w:type="spellEnd"/>
+      <w:r>
+        <w:rPr>
+          <w:sz w:val="28"/>
+          <w:szCs w:val="28"/>
+        </w:rPr>
+        <w:t xml:space="preserve"> и реляционная модели базы данных, а также диаграмма User </w:t>
+      </w:r>
+      <w:proofErr w:type="spellStart"/>
+      <w:r>
+        <w:rPr>
+          <w:sz w:val="28"/>
+          <w:szCs w:val="28"/>
+        </w:rPr>
+        <w:t>Flow</w:t>
+      </w:r>
+      <w:proofErr w:type="spellEnd"/>
+      <w:r>
+        <w:rPr>
+          <w:sz w:val="28"/>
+          <w:szCs w:val="28"/>
+        </w:rPr>
+        <w:t>. Результаты проектирования служат основой для реализации модуля миграции.</w:t>
       </w:r>
     </w:p>
     <w:p>
@@ -11590,25 +12062,7 @@
           <w:szCs w:val="28"/>
           <w:lang w:val="en-US"/>
         </w:rPr>
-        <w:t xml:space="preserve">  `name` </w:t>
-      </w:r>
-      <w:proofErr w:type="gramStart"/>
-      <w:r>
-        <w:rPr>
-          <w:sz w:val="28"/>
-          <w:szCs w:val="28"/>
-          <w:lang w:val="en-US"/>
-        </w:rPr>
-        <w:t>varchar(</w:t>
-      </w:r>
-      <w:proofErr w:type="gramEnd"/>
-      <w:r>
-        <w:rPr>
-          <w:sz w:val="28"/>
-          <w:szCs w:val="28"/>
-          <w:lang w:val="en-US"/>
-        </w:rPr>
-        <w:t>255) CHARACTER SET utf8mb4 COLLATE utf8mb4_unicode_ci NOT NULL,</w:t>
+        <w:t xml:space="preserve">  `name` varchar(255) CHARACTER SET utf8mb4 COLLATE utf8mb4_unicode_ci NOT NULL,</w:t>
       </w:r>
     </w:p>
     <w:p>
@@ -11628,25 +12082,7 @@
           <w:szCs w:val="28"/>
           <w:lang w:val="en-US"/>
         </w:rPr>
-        <w:t xml:space="preserve">  `code` </w:t>
-      </w:r>
-      <w:proofErr w:type="gramStart"/>
-      <w:r>
-        <w:rPr>
-          <w:sz w:val="28"/>
-          <w:szCs w:val="28"/>
-          <w:lang w:val="en-US"/>
-        </w:rPr>
-        <w:t>varchar(</w:t>
-      </w:r>
-      <w:proofErr w:type="gramEnd"/>
-      <w:r>
-        <w:rPr>
-          <w:sz w:val="28"/>
-          <w:szCs w:val="28"/>
-          <w:lang w:val="en-US"/>
-        </w:rPr>
-        <w:t>50) CHARACTER SET utf8mb4 COLLATE utf8mb4_unicode_ci DEFAULT NULL,</w:t>
+        <w:t xml:space="preserve">  `code` varchar(50) CHARACTER SET utf8mb4 COLLATE utf8mb4_unicode_ci DEFAULT NULL,</w:t>
       </w:r>
     </w:p>
     <w:p>
@@ -11983,25 +12419,7 @@
           <w:szCs w:val="28"/>
           <w:lang w:val="en-US"/>
         </w:rPr>
-        <w:t xml:space="preserve">  `name` </w:t>
-      </w:r>
-      <w:proofErr w:type="gramStart"/>
-      <w:r>
-        <w:rPr>
-          <w:sz w:val="28"/>
-          <w:szCs w:val="28"/>
-          <w:lang w:val="en-US"/>
-        </w:rPr>
-        <w:t>varchar(</w:t>
-      </w:r>
-      <w:proofErr w:type="gramEnd"/>
-      <w:r>
-        <w:rPr>
-          <w:sz w:val="28"/>
-          <w:szCs w:val="28"/>
-          <w:lang w:val="en-US"/>
-        </w:rPr>
-        <w:t>255) CHARACTER SET utf8mb4 COLLATE utf8mb4_unicode_ci NOT NULL,</w:t>
+        <w:t xml:space="preserve">  `name` varchar(255) CHARACTER SET utf8mb4 COLLATE utf8mb4_unicode_ci NOT NULL,</w:t>
       </w:r>
     </w:p>
     <w:p>
@@ -12357,25 +12775,7 @@
           <w:szCs w:val="28"/>
           <w:lang w:val="en-US"/>
         </w:rPr>
-        <w:t xml:space="preserve">` </w:t>
-      </w:r>
-      <w:proofErr w:type="gramStart"/>
-      <w:r>
-        <w:rPr>
-          <w:sz w:val="28"/>
-          <w:szCs w:val="28"/>
-          <w:lang w:val="en-US"/>
-        </w:rPr>
-        <w:t>varchar(</w:t>
-      </w:r>
-      <w:proofErr w:type="gramEnd"/>
-      <w:r>
-        <w:rPr>
-          <w:sz w:val="28"/>
-          <w:szCs w:val="28"/>
-          <w:lang w:val="en-US"/>
-        </w:rPr>
-        <w:t>255) CHARACTER SET utf8mb4 COLLATE utf8mb4_unicode_ci DEFAULT NULL,</w:t>
+        <w:t>` varchar(255) CHARACTER SET utf8mb4 COLLATE utf8mb4_unicode_ci DEFAULT NULL,</w:t>
       </w:r>
     </w:p>
     <w:p>
@@ -13495,25 +13895,7 @@
           <w:szCs w:val="28"/>
           <w:lang w:val="en-US"/>
         </w:rPr>
-        <w:t xml:space="preserve">  `surname` </w:t>
-      </w:r>
-      <w:proofErr w:type="gramStart"/>
-      <w:r>
-        <w:rPr>
-          <w:sz w:val="28"/>
-          <w:szCs w:val="28"/>
-          <w:lang w:val="en-US"/>
-        </w:rPr>
-        <w:t>varchar(</w:t>
-      </w:r>
-      <w:proofErr w:type="gramEnd"/>
-      <w:r>
-        <w:rPr>
-          <w:sz w:val="28"/>
-          <w:szCs w:val="28"/>
-          <w:lang w:val="en-US"/>
-        </w:rPr>
-        <w:t>255) CHARACTER SET utf8mb4 COLLATE utf8mb4_unicode_ci NOT NULL,</w:t>
+        <w:t xml:space="preserve">  `surname` varchar(255) CHARACTER SET utf8mb4 COLLATE utf8mb4_unicode_ci NOT NULL,</w:t>
       </w:r>
     </w:p>
     <w:p>
@@ -13533,25 +13915,7 @@
           <w:szCs w:val="28"/>
           <w:lang w:val="en-US"/>
         </w:rPr>
-        <w:t xml:space="preserve">  `name` </w:t>
-      </w:r>
-      <w:proofErr w:type="gramStart"/>
-      <w:r>
-        <w:rPr>
-          <w:sz w:val="28"/>
-          <w:szCs w:val="28"/>
-          <w:lang w:val="en-US"/>
-        </w:rPr>
-        <w:t>varchar(</w:t>
-      </w:r>
-      <w:proofErr w:type="gramEnd"/>
-      <w:r>
-        <w:rPr>
-          <w:sz w:val="28"/>
-          <w:szCs w:val="28"/>
-          <w:lang w:val="en-US"/>
-        </w:rPr>
-        <w:t>255) CHARACTER SET utf8mb4 COLLATE utf8mb4_unicode_ci NOT NULL,</w:t>
+        <w:t xml:space="preserve">  `name` varchar(255) CHARACTER SET utf8mb4 COLLATE utf8mb4_unicode_ci NOT NULL,</w:t>
       </w:r>
     </w:p>
     <w:p>
@@ -13571,25 +13935,7 @@
           <w:szCs w:val="28"/>
           <w:lang w:val="en-US"/>
         </w:rPr>
-        <w:t xml:space="preserve">  `patronymic` </w:t>
-      </w:r>
-      <w:proofErr w:type="gramStart"/>
-      <w:r>
-        <w:rPr>
-          <w:sz w:val="28"/>
-          <w:szCs w:val="28"/>
-          <w:lang w:val="en-US"/>
-        </w:rPr>
-        <w:t>varchar(</w:t>
-      </w:r>
-      <w:proofErr w:type="gramEnd"/>
-      <w:r>
-        <w:rPr>
-          <w:sz w:val="28"/>
-          <w:szCs w:val="28"/>
-          <w:lang w:val="en-US"/>
-        </w:rPr>
-        <w:t>255) CHARACTER SET utf8mb4 COLLATE utf8mb4_unicode_ci DEFAULT NULL,</w:t>
+        <w:t xml:space="preserve">  `patronymic` varchar(255) CHARACTER SET utf8mb4 COLLATE utf8mb4_unicode_ci DEFAULT NULL,</w:t>
       </w:r>
     </w:p>
     <w:p>
@@ -13715,25 +14061,7 @@
           <w:szCs w:val="28"/>
           <w:lang w:val="en-US"/>
         </w:rPr>
-        <w:t xml:space="preserve">  `phone` </w:t>
-      </w:r>
-      <w:proofErr w:type="gramStart"/>
-      <w:r>
-        <w:rPr>
-          <w:sz w:val="28"/>
-          <w:szCs w:val="28"/>
-          <w:lang w:val="en-US"/>
-        </w:rPr>
-        <w:t>varchar(</w:t>
-      </w:r>
-      <w:proofErr w:type="gramEnd"/>
-      <w:r>
-        <w:rPr>
-          <w:sz w:val="28"/>
-          <w:szCs w:val="28"/>
-          <w:lang w:val="en-US"/>
-        </w:rPr>
-        <w:t>255) CHARACTER SET utf8mb4 COLLATE utf8mb4_unicode_ci DEFAULT NULL,</w:t>
+        <w:t xml:space="preserve">  `phone` varchar(255) CHARACTER SET utf8mb4 COLLATE utf8mb4_unicode_ci DEFAULT NULL,</w:t>
       </w:r>
     </w:p>
     <w:p>
@@ -13774,7 +14102,6 @@
         <w:t xml:space="preserve">` </w:t>
       </w:r>
       <w:proofErr w:type="spellStart"/>
-      <w:proofErr w:type="gramStart"/>
       <w:r>
         <w:rPr>
           <w:sz w:val="28"/>
@@ -13790,16 +14117,7 @@
           <w:szCs w:val="28"/>
           <w:lang w:val="en-US"/>
         </w:rPr>
-        <w:t>(</w:t>
-      </w:r>
-      <w:proofErr w:type="gramEnd"/>
-      <w:r>
-        <w:rPr>
-          <w:sz w:val="28"/>
-          <w:szCs w:val="28"/>
-          <w:lang w:val="en-US"/>
-        </w:rPr>
-        <w:t>1) NOT NULL DEFAULT '0',</w:t>
+        <w:t>(1) NOT NULL DEFAULT '0',</w:t>
       </w:r>
     </w:p>
     <w:p>
@@ -13837,25 +14155,7 @@
           <w:szCs w:val="28"/>
           <w:lang w:val="en-US"/>
         </w:rPr>
-        <w:t xml:space="preserve">` </w:t>
-      </w:r>
-      <w:proofErr w:type="gramStart"/>
-      <w:r>
-        <w:rPr>
-          <w:sz w:val="28"/>
-          <w:szCs w:val="28"/>
-          <w:lang w:val="en-US"/>
-        </w:rPr>
-        <w:t>varchar(</w:t>
-      </w:r>
-      <w:proofErr w:type="gramEnd"/>
-      <w:r>
-        <w:rPr>
-          <w:sz w:val="28"/>
-          <w:szCs w:val="28"/>
-          <w:lang w:val="en-US"/>
-        </w:rPr>
-        <w:t>255) CHARACTER SET utf8mb4 COLLATE utf8mb4_unicode_ci DEFAULT NULL,</w:t>
+        <w:t>` varchar(255) CHARACTER SET utf8mb4 COLLATE utf8mb4_unicode_ci DEFAULT NULL,</w:t>
       </w:r>
     </w:p>
     <w:p>
@@ -14028,25 +14328,7 @@
           <w:szCs w:val="28"/>
           <w:lang w:val="en-US"/>
         </w:rPr>
-        <w:t>` (`surname</w:t>
-      </w:r>
-      <w:proofErr w:type="gramStart"/>
-      <w:r>
-        <w:rPr>
-          <w:sz w:val="28"/>
-          <w:szCs w:val="28"/>
-          <w:lang w:val="en-US"/>
-        </w:rPr>
-        <w:t>`,`</w:t>
-      </w:r>
-      <w:proofErr w:type="gramEnd"/>
-      <w:r>
-        <w:rPr>
-          <w:sz w:val="28"/>
-          <w:szCs w:val="28"/>
-          <w:lang w:val="en-US"/>
-        </w:rPr>
-        <w:t>name`,`patronymic`,`</w:t>
+        <w:t>` (`surname`,`name`,`patronymic`,`</w:t>
       </w:r>
       <w:proofErr w:type="spellStart"/>
       <w:r>
@@ -14432,25 +14714,63 @@
           <w:szCs w:val="28"/>
           <w:lang w:val="en-US"/>
         </w:rPr>
+        <w:t>` varchar(255) CHARACTER SET utf8mb4 COLLATE utf8mb4_unicode_ci DEFAULT NULL,</w:t>
+      </w:r>
+    </w:p>
+    <w:p>
+      <w:pPr>
+        <w:spacing w:line="360" w:lineRule="auto"/>
+        <w:ind w:firstLine="708"/>
+        <w:jc w:val="both"/>
+        <w:rPr>
+          <w:sz w:val="28"/>
+          <w:szCs w:val="28"/>
+          <w:lang w:val="en-US"/>
+        </w:rPr>
+      </w:pPr>
+      <w:r>
+        <w:rPr>
+          <w:sz w:val="28"/>
+          <w:szCs w:val="28"/>
+          <w:lang w:val="en-US"/>
+        </w:rPr>
+        <w:t xml:space="preserve">  `</w:t>
+      </w:r>
+      <w:proofErr w:type="spellStart"/>
+      <w:r>
+        <w:rPr>
+          <w:sz w:val="28"/>
+          <w:szCs w:val="28"/>
+          <w:lang w:val="en-US"/>
+        </w:rPr>
+        <w:t>edu_certificate_id</w:t>
+      </w:r>
+      <w:proofErr w:type="spellEnd"/>
+      <w:r>
+        <w:rPr>
+          <w:sz w:val="28"/>
+          <w:szCs w:val="28"/>
+          <w:lang w:val="en-US"/>
+        </w:rPr>
         <w:t xml:space="preserve">` </w:t>
       </w:r>
-      <w:proofErr w:type="gramStart"/>
-      <w:r>
-        <w:rPr>
-          <w:sz w:val="28"/>
-          <w:szCs w:val="28"/>
-          <w:lang w:val="en-US"/>
-        </w:rPr>
-        <w:t>varchar(</w:t>
-      </w:r>
-      <w:proofErr w:type="gramEnd"/>
-      <w:r>
-        <w:rPr>
-          <w:sz w:val="28"/>
-          <w:szCs w:val="28"/>
-          <w:lang w:val="en-US"/>
-        </w:rPr>
-        <w:t>255) CHARACTER SET utf8mb4 COLLATE utf8mb4_unicode_ci DEFAULT NULL,</w:t>
+      <w:proofErr w:type="spellStart"/>
+      <w:r>
+        <w:rPr>
+          <w:sz w:val="28"/>
+          <w:szCs w:val="28"/>
+          <w:lang w:val="en-US"/>
+        </w:rPr>
+        <w:t>bigint</w:t>
+      </w:r>
+      <w:proofErr w:type="spellEnd"/>
+      <w:r>
+        <w:rPr>
+          <w:sz w:val="28"/>
+          <w:szCs w:val="28"/>
+          <w:lang w:val="en-US"/>
+        </w:rPr>
+        <w:t xml:space="preserve"> unsigned DEFAULT NULL,</w:t>
       </w:r>
     </w:p>
     <w:p>
@@ -14479,7 +14799,7 @@
           <w:szCs w:val="28"/>
           <w:lang w:val="en-US"/>
         </w:rPr>
-        <w:t>edu_certificate_id</w:t>
+        <w:t>certificate_serial_number</w:t>
       </w:r>
       <w:proofErr w:type="spellEnd"/>
       <w:r>
@@ -14488,7 +14808,27 @@
           <w:szCs w:val="28"/>
           <w:lang w:val="en-US"/>
         </w:rPr>
-        <w:t xml:space="preserve">` </w:t>
+        <w:t>` varchar(255) CHARACTER SET utf8mb4 COLLATE utf8mb4_unicode_ci DEFAULT NULL,</w:t>
+      </w:r>
+    </w:p>
+    <w:p>
+      <w:pPr>
+        <w:spacing w:line="360" w:lineRule="auto"/>
+        <w:ind w:firstLine="708"/>
+        <w:jc w:val="both"/>
+        <w:rPr>
+          <w:sz w:val="28"/>
+          <w:szCs w:val="28"/>
+          <w:lang w:val="en-US"/>
+        </w:rPr>
+      </w:pPr>
+      <w:r>
+        <w:rPr>
+          <w:sz w:val="28"/>
+          <w:szCs w:val="28"/>
+          <w:lang w:val="en-US"/>
+        </w:rPr>
+        <w:t xml:space="preserve">  `</w:t>
       </w:r>
       <w:proofErr w:type="spellStart"/>
       <w:r>
@@ -14497,7 +14837,7 @@
           <w:szCs w:val="28"/>
           <w:lang w:val="en-US"/>
         </w:rPr>
-        <w:t>bigint</w:t>
+        <w:t>certificate_date</w:t>
       </w:r>
       <w:proofErr w:type="spellEnd"/>
       <w:r>
@@ -14506,7 +14846,7 @@
           <w:szCs w:val="28"/>
           <w:lang w:val="en-US"/>
         </w:rPr>
-        <w:t xml:space="preserve"> unsigned DEFAULT NULL,</w:t>
+        <w:t>` date DEFAULT NULL,</w:t>
       </w:r>
     </w:p>
     <w:p>
@@ -14535,7 +14875,7 @@
           <w:szCs w:val="28"/>
           <w:lang w:val="en-US"/>
         </w:rPr>
-        <w:t>certificate_serial_number</w:t>
+        <w:t>average_score</w:t>
       </w:r>
       <w:proofErr w:type="spellEnd"/>
       <w:r>
@@ -14544,119 +14884,7 @@
           <w:szCs w:val="28"/>
           <w:lang w:val="en-US"/>
         </w:rPr>
-        <w:t xml:space="preserve">` </w:t>
-      </w:r>
-      <w:proofErr w:type="gramStart"/>
-      <w:r>
-        <w:rPr>
-          <w:sz w:val="28"/>
-          <w:szCs w:val="28"/>
-          <w:lang w:val="en-US"/>
-        </w:rPr>
-        <w:t>varchar(</w:t>
-      </w:r>
-      <w:proofErr w:type="gramEnd"/>
-      <w:r>
-        <w:rPr>
-          <w:sz w:val="28"/>
-          <w:szCs w:val="28"/>
-          <w:lang w:val="en-US"/>
-        </w:rPr>
-        <w:t>255) CHARACTER SET utf8mb4 COLLATE utf8mb4_unicode_ci DEFAULT NULL,</w:t>
-      </w:r>
-    </w:p>
-    <w:p>
-      <w:pPr>
-        <w:spacing w:line="360" w:lineRule="auto"/>
-        <w:ind w:firstLine="708"/>
-        <w:jc w:val="both"/>
-        <w:rPr>
-          <w:sz w:val="28"/>
-          <w:szCs w:val="28"/>
-          <w:lang w:val="en-US"/>
-        </w:rPr>
-      </w:pPr>
-      <w:r>
-        <w:rPr>
-          <w:sz w:val="28"/>
-          <w:szCs w:val="28"/>
-          <w:lang w:val="en-US"/>
-        </w:rPr>
-        <w:t xml:space="preserve">  `</w:t>
-      </w:r>
-      <w:proofErr w:type="spellStart"/>
-      <w:r>
-        <w:rPr>
-          <w:sz w:val="28"/>
-          <w:szCs w:val="28"/>
-          <w:lang w:val="en-US"/>
-        </w:rPr>
-        <w:t>certificate_date</w:t>
-      </w:r>
-      <w:proofErr w:type="spellEnd"/>
-      <w:r>
-        <w:rPr>
-          <w:sz w:val="28"/>
-          <w:szCs w:val="28"/>
-          <w:lang w:val="en-US"/>
-        </w:rPr>
-        <w:t>` date DEFAULT NULL,</w:t>
-      </w:r>
-    </w:p>
-    <w:p>
-      <w:pPr>
-        <w:spacing w:line="360" w:lineRule="auto"/>
-        <w:ind w:firstLine="708"/>
-        <w:jc w:val="both"/>
-        <w:rPr>
-          <w:sz w:val="28"/>
-          <w:szCs w:val="28"/>
-          <w:lang w:val="en-US"/>
-        </w:rPr>
-      </w:pPr>
-      <w:r>
-        <w:rPr>
-          <w:sz w:val="28"/>
-          <w:szCs w:val="28"/>
-          <w:lang w:val="en-US"/>
-        </w:rPr>
-        <w:t xml:space="preserve">  `</w:t>
-      </w:r>
-      <w:proofErr w:type="spellStart"/>
-      <w:r>
-        <w:rPr>
-          <w:sz w:val="28"/>
-          <w:szCs w:val="28"/>
-          <w:lang w:val="en-US"/>
-        </w:rPr>
-        <w:t>average_score</w:t>
-      </w:r>
-      <w:proofErr w:type="spellEnd"/>
-      <w:r>
-        <w:rPr>
-          <w:sz w:val="28"/>
-          <w:szCs w:val="28"/>
-          <w:lang w:val="en-US"/>
-        </w:rPr>
-        <w:t xml:space="preserve">` </w:t>
-      </w:r>
-      <w:proofErr w:type="gramStart"/>
-      <w:r>
-        <w:rPr>
-          <w:sz w:val="28"/>
-          <w:szCs w:val="28"/>
-          <w:lang w:val="en-US"/>
-        </w:rPr>
-        <w:t>decimal(</w:t>
-      </w:r>
-      <w:proofErr w:type="gramEnd"/>
-      <w:r>
-        <w:rPr>
-          <w:sz w:val="28"/>
-          <w:szCs w:val="28"/>
-          <w:lang w:val="en-US"/>
-        </w:rPr>
-        <w:t>5,2) DEFAULT NULL,</w:t>
+        <w:t>` decimal(5,2) DEFAULT NULL,</w:t>
       </w:r>
     </w:p>
     <w:p>
@@ -15409,7 +15637,7 @@
                     </pic:cNvPicPr>
                   </pic:nvPicPr>
                   <pic:blipFill>
-                    <a:blip r:embed="rId13">
+                    <a:blip r:embed="rId14">
                       <a:extLst>
                         <a:ext uri="{28A0092B-C50C-407E-A947-70E740481C1C}">
                           <a14:useLocalDpi xmlns:a14="http://schemas.microsoft.com/office/drawing/2010/main" val="0"/>
@@ -15502,7 +15730,7 @@
           <w:sz w:val="28"/>
           <w:szCs w:val="28"/>
         </w:rPr>
-        <w:t>10</w:t>
+        <w:t>11</w:t>
       </w:r>
       <w:r>
         <w:rPr>
@@ -15752,7 +15980,7 @@
                     </pic:cNvPicPr>
                   </pic:nvPicPr>
                   <pic:blipFill>
-                    <a:blip r:embed="rId14">
+                    <a:blip r:embed="rId15">
                       <a:extLst>
                         <a:ext uri="{28A0092B-C50C-407E-A947-70E740481C1C}">
                           <a14:useLocalDpi xmlns:a14="http://schemas.microsoft.com/office/drawing/2010/main" val="0"/>
@@ -15845,7 +16073,7 @@
           <w:sz w:val="28"/>
           <w:szCs w:val="28"/>
         </w:rPr>
-        <w:t>11</w:t>
+        <w:t>12</w:t>
       </w:r>
       <w:r>
         <w:rPr>
@@ -15966,7 +16194,7 @@
                     </pic:cNvPicPr>
                   </pic:nvPicPr>
                   <pic:blipFill>
-                    <a:blip r:embed="rId15">
+                    <a:blip r:embed="rId16">
                       <a:extLst>
                         <a:ext uri="{28A0092B-C50C-407E-A947-70E740481C1C}">
                           <a14:useLocalDpi xmlns:a14="http://schemas.microsoft.com/office/drawing/2010/main" val="0"/>
@@ -16059,7 +16287,7 @@
           <w:sz w:val="28"/>
           <w:szCs w:val="28"/>
         </w:rPr>
-        <w:t>12</w:t>
+        <w:t>13</w:t>
       </w:r>
       <w:r>
         <w:rPr>
@@ -16128,6 +16356,29 @@
           <w:szCs w:val="28"/>
         </w:rPr>
       </w:pPr>
+      <w:r>
+        <w:rPr>
+          <w:sz w:val="28"/>
+          <w:szCs w:val="28"/>
+        </w:rPr>
+        <w:t xml:space="preserve">Во второй главе обоснован выбор языка Python, библиотеки </w:t>
+      </w:r>
+      <w:proofErr w:type="spellStart"/>
+      <w:r>
+        <w:rPr>
+          <w:sz w:val="28"/>
+          <w:szCs w:val="28"/>
+        </w:rPr>
+        <w:t>Tkinter</w:t>
+      </w:r>
+      <w:proofErr w:type="spellEnd"/>
+      <w:r>
+        <w:rPr>
+          <w:sz w:val="28"/>
+          <w:szCs w:val="28"/>
+        </w:rPr>
+        <w:t>, среды VS Code и драйверов для работы с Excel и MySQL, описана структура базы данных с приведением SQL-скриптов создания таблиц, реализован пользовательский интерфейс для загрузки данных и сохранения в БД с проверкой на дублирование, проведено тестирование модуля на реальных данных, подтвердившее корректность миграции.</w:t>
+      </w:r>
     </w:p>
     <w:p>
       <w:pPr>
@@ -20039,7 +20290,6 @@
               </w:rPr>
               <w:t>B</w:t>
             </w:r>
-            <w:proofErr w:type="gramStart"/>
             <w:r>
               <w:rPr>
                 <w:i/>
@@ -20047,17 +20297,7 @@
                 <w:szCs w:val="28"/>
                 <w:lang w:eastAsia="ru-RU"/>
               </w:rPr>
-              <w:t>/(</w:t>
-            </w:r>
-            <w:proofErr w:type="gramEnd"/>
-            <w:r>
-              <w:rPr>
-                <w:i/>
-                <w:sz w:val="28"/>
-                <w:szCs w:val="28"/>
-                <w:lang w:eastAsia="ru-RU"/>
-              </w:rPr>
-              <w:t>75…85)*</w:t>
+              <w:t>/(75…85)*</w:t>
             </w:r>
             <w:r>
               <w:rPr>
@@ -20218,27 +20458,7 @@
           <w:szCs w:val="28"/>
           <w:lang w:eastAsia="ru-RU"/>
         </w:rPr>
-        <w:t>*3</w:t>
-      </w:r>
-      <w:proofErr w:type="gramStart"/>
-      <w:r>
-        <w:rPr>
-          <w:i/>
-          <w:sz w:val="28"/>
-          <w:szCs w:val="28"/>
-          <w:lang w:eastAsia="ru-RU"/>
-        </w:rPr>
-        <w:t>/(</w:t>
-      </w:r>
-      <w:proofErr w:type="gramEnd"/>
-      <w:r>
-        <w:rPr>
-          <w:i/>
-          <w:sz w:val="28"/>
-          <w:szCs w:val="28"/>
-          <w:lang w:eastAsia="ru-RU"/>
-        </w:rPr>
-        <w:t xml:space="preserve">80*0,8) = </w:t>
+        <w:t xml:space="preserve">*3/(80*0,8) = </w:t>
       </w:r>
       <w:r>
         <w:rPr>
@@ -20360,27 +20580,7 @@
                 <w:szCs w:val="28"/>
                 <w:lang w:eastAsia="ru-RU"/>
               </w:rPr>
-              <w:t xml:space="preserve"> =Q</w:t>
-            </w:r>
-            <w:proofErr w:type="gramStart"/>
-            <w:r>
-              <w:rPr>
-                <w:i/>
-                <w:sz w:val="28"/>
-                <w:szCs w:val="28"/>
-                <w:lang w:eastAsia="ru-RU"/>
-              </w:rPr>
-              <w:t>/(</w:t>
-            </w:r>
-            <w:proofErr w:type="gramEnd"/>
-            <w:r>
-              <w:rPr>
-                <w:i/>
-                <w:sz w:val="28"/>
-                <w:szCs w:val="28"/>
-                <w:lang w:eastAsia="ru-RU"/>
-              </w:rPr>
-              <w:t>60…75)*K</w:t>
+              <w:t xml:space="preserve"> =Q/(60…75)*K</w:t>
             </w:r>
           </w:p>
         </w:tc>
@@ -20463,7 +20663,6 @@
               </w:rPr>
               <w:t>372</w:t>
             </w:r>
-            <w:proofErr w:type="gramStart"/>
             <w:r>
               <w:rPr>
                 <w:i/>
@@ -20471,17 +20670,7 @@
                 <w:szCs w:val="28"/>
                 <w:lang w:eastAsia="ru-RU"/>
               </w:rPr>
-              <w:t>/(</w:t>
-            </w:r>
-            <w:proofErr w:type="gramEnd"/>
-            <w:r>
-              <w:rPr>
-                <w:i/>
-                <w:sz w:val="28"/>
-                <w:szCs w:val="28"/>
-                <w:lang w:eastAsia="ru-RU"/>
-              </w:rPr>
-              <w:t xml:space="preserve">70*0,8) = </w:t>
+              <w:t xml:space="preserve">/(70*0,8) = </w:t>
             </w:r>
             <w:r>
               <w:rPr>
@@ -20624,27 +20813,7 @@
                 <w:szCs w:val="28"/>
                 <w:lang w:eastAsia="ru-RU"/>
               </w:rPr>
-              <w:t>=Q</w:t>
-            </w:r>
-            <w:proofErr w:type="gramStart"/>
-            <w:r>
-              <w:rPr>
-                <w:i/>
-                <w:sz w:val="28"/>
-                <w:szCs w:val="28"/>
-                <w:lang w:eastAsia="ru-RU"/>
-              </w:rPr>
-              <w:t>/(</w:t>
-            </w:r>
-            <w:proofErr w:type="gramEnd"/>
-            <w:r>
-              <w:rPr>
-                <w:i/>
-                <w:sz w:val="28"/>
-                <w:szCs w:val="28"/>
-                <w:lang w:eastAsia="ru-RU"/>
-              </w:rPr>
-              <w:t>60…75)*K</w:t>
+              <w:t>=Q/(60…75)*K</w:t>
             </w:r>
           </w:p>
         </w:tc>
@@ -20751,7 +20920,6 @@
               </w:rPr>
               <w:t>372</w:t>
             </w:r>
-            <w:proofErr w:type="gramStart"/>
             <w:r>
               <w:rPr>
                 <w:i/>
@@ -20759,17 +20927,7 @@
                 <w:szCs w:val="28"/>
                 <w:lang w:eastAsia="ru-RU"/>
               </w:rPr>
-              <w:t>/(</w:t>
-            </w:r>
-            <w:proofErr w:type="gramEnd"/>
-            <w:r>
-              <w:rPr>
-                <w:i/>
-                <w:sz w:val="28"/>
-                <w:szCs w:val="28"/>
-                <w:lang w:eastAsia="ru-RU"/>
-              </w:rPr>
-              <w:t xml:space="preserve">65*0,8) = </w:t>
+              <w:t xml:space="preserve">/(65*0,8) = </w:t>
             </w:r>
             <w:r>
               <w:rPr>
@@ -20913,27 +21071,7 @@
                 <w:szCs w:val="28"/>
                 <w:lang w:eastAsia="ru-RU"/>
               </w:rPr>
-              <w:t>=Q</w:t>
-            </w:r>
-            <w:proofErr w:type="gramStart"/>
-            <w:r>
-              <w:rPr>
-                <w:i/>
-                <w:sz w:val="28"/>
-                <w:szCs w:val="28"/>
-                <w:lang w:eastAsia="ru-RU"/>
-              </w:rPr>
-              <w:t>/(</w:t>
-            </w:r>
-            <w:proofErr w:type="gramEnd"/>
-            <w:r>
-              <w:rPr>
-                <w:i/>
-                <w:sz w:val="28"/>
-                <w:szCs w:val="28"/>
-                <w:lang w:eastAsia="ru-RU"/>
-              </w:rPr>
-              <w:t>60..75)*K</w:t>
+              <w:t>=Q/(60..75)*K</w:t>
             </w:r>
           </w:p>
         </w:tc>
@@ -21016,7 +21154,6 @@
         </w:rPr>
         <w:t>372</w:t>
       </w:r>
-      <w:proofErr w:type="gramStart"/>
       <w:r>
         <w:rPr>
           <w:i/>
@@ -21024,17 +21161,7 @@
           <w:szCs w:val="28"/>
           <w:lang w:eastAsia="ru-RU"/>
         </w:rPr>
-        <w:t>/(</w:t>
-      </w:r>
-      <w:proofErr w:type="gramEnd"/>
-      <w:r>
-        <w:rPr>
-          <w:i/>
-          <w:sz w:val="28"/>
-          <w:szCs w:val="28"/>
-          <w:lang w:eastAsia="ru-RU"/>
-        </w:rPr>
-        <w:t xml:space="preserve">72*0,8) = </w:t>
+        <w:t xml:space="preserve">/(72*0,8) = </w:t>
       </w:r>
       <w:r>
         <w:rPr>
@@ -21155,27 +21282,7 @@
                 <w:szCs w:val="28"/>
                 <w:lang w:eastAsia="ru-RU"/>
               </w:rPr>
-              <w:t xml:space="preserve"> =Q</w:t>
-            </w:r>
-            <w:proofErr w:type="gramStart"/>
-            <w:r>
-              <w:rPr>
-                <w:i/>
-                <w:sz w:val="28"/>
-                <w:szCs w:val="28"/>
-                <w:lang w:eastAsia="ru-RU"/>
-              </w:rPr>
-              <w:t>/(</w:t>
-            </w:r>
-            <w:proofErr w:type="gramEnd"/>
-            <w:r>
-              <w:rPr>
-                <w:i/>
-                <w:sz w:val="28"/>
-                <w:szCs w:val="28"/>
-                <w:lang w:eastAsia="ru-RU"/>
-              </w:rPr>
-              <w:t>40..50)*K</w:t>
+              <w:t xml:space="preserve"> =Q/(40..50)*K</w:t>
             </w:r>
           </w:p>
           <w:p>
@@ -21227,7 +21334,6 @@
               </w:rPr>
               <w:t>372</w:t>
             </w:r>
-            <w:proofErr w:type="gramStart"/>
             <w:r>
               <w:rPr>
                 <w:i/>
@@ -21235,17 +21341,7 @@
                 <w:szCs w:val="28"/>
                 <w:lang w:eastAsia="ru-RU"/>
               </w:rPr>
-              <w:t>/(</w:t>
-            </w:r>
-            <w:proofErr w:type="gramEnd"/>
-            <w:r>
-              <w:rPr>
-                <w:i/>
-                <w:sz w:val="28"/>
-                <w:szCs w:val="28"/>
-                <w:lang w:eastAsia="ru-RU"/>
-              </w:rPr>
-              <w:t xml:space="preserve">43*0,8) = </w:t>
+              <w:t xml:space="preserve">/(43*0,8) = </w:t>
             </w:r>
             <w:r>
               <w:rPr>
@@ -21914,27 +22010,7 @@
                 <w:szCs w:val="28"/>
                 <w:lang w:eastAsia="ru-RU"/>
               </w:rPr>
-              <w:t xml:space="preserve"> =Q</w:t>
-            </w:r>
-            <w:proofErr w:type="gramStart"/>
-            <w:r>
-              <w:rPr>
-                <w:i/>
-                <w:sz w:val="28"/>
-                <w:szCs w:val="28"/>
-                <w:lang w:eastAsia="ru-RU"/>
-              </w:rPr>
-              <w:t>/(</w:t>
-            </w:r>
-            <w:proofErr w:type="gramEnd"/>
-            <w:r>
-              <w:rPr>
-                <w:i/>
-                <w:sz w:val="28"/>
-                <w:szCs w:val="28"/>
-                <w:lang w:eastAsia="ru-RU"/>
-              </w:rPr>
-              <w:t>150…200*K)</w:t>
+              <w:t xml:space="preserve"> =Q/(150…200*K)</w:t>
             </w:r>
           </w:p>
         </w:tc>
@@ -22020,7 +22096,6 @@
               </w:rPr>
               <w:t>372</w:t>
             </w:r>
-            <w:proofErr w:type="gramStart"/>
             <w:r>
               <w:rPr>
                 <w:i/>
@@ -22028,17 +22103,7 @@
                 <w:szCs w:val="28"/>
                 <w:lang w:eastAsia="ru-RU"/>
               </w:rPr>
-              <w:t>/(</w:t>
-            </w:r>
-            <w:proofErr w:type="gramEnd"/>
-            <w:r>
-              <w:rPr>
-                <w:i/>
-                <w:sz w:val="28"/>
-                <w:szCs w:val="28"/>
-                <w:lang w:eastAsia="ru-RU"/>
-              </w:rPr>
-              <w:t xml:space="preserve">180*0,8) = </w:t>
+              <w:t xml:space="preserve">/(180*0,8) = </w:t>
             </w:r>
             <w:r>
               <w:rPr>
@@ -26318,27 +26383,7 @@
                 <w:szCs w:val="28"/>
                 <w:lang w:eastAsia="ru-RU"/>
               </w:rPr>
-              <w:t>)</w:t>
-            </w:r>
-            <w:proofErr w:type="gramStart"/>
-            <w:r>
-              <w:rPr>
-                <w:i/>
-                <w:sz w:val="28"/>
-                <w:szCs w:val="28"/>
-                <w:lang w:eastAsia="ru-RU"/>
-              </w:rPr>
-              <w:t>/(</w:t>
-            </w:r>
-            <w:proofErr w:type="gramEnd"/>
-            <w:r>
-              <w:rPr>
-                <w:i/>
-                <w:sz w:val="28"/>
-                <w:szCs w:val="28"/>
-                <w:lang w:eastAsia="ru-RU"/>
-              </w:rPr>
-              <w:t>365*100)</w:t>
+              <w:t>)/(365*100)</w:t>
             </w:r>
           </w:p>
         </w:tc>
@@ -26399,7 +26444,6 @@
               <w:t>Ам</w:t>
             </w:r>
             <w:proofErr w:type="spellEnd"/>
-            <w:proofErr w:type="gramStart"/>
             <w:r>
               <w:rPr>
                 <w:i/>
@@ -26407,17 +26451,7 @@
                 <w:szCs w:val="28"/>
                 <w:lang w:eastAsia="ru-RU"/>
               </w:rPr>
-              <w:t>=(</w:t>
-            </w:r>
-            <w:proofErr w:type="gramEnd"/>
-            <w:r>
-              <w:rPr>
-                <w:i/>
-                <w:sz w:val="28"/>
-                <w:szCs w:val="28"/>
-                <w:lang w:eastAsia="ru-RU"/>
-              </w:rPr>
-              <w:t>25000*20*55,37)/(365*100)=27685000/36 500= 758,49</w:t>
+              <w:t>=(25000*20*55,37)/(365*100)=27685000/36 500= 758,49</w:t>
             </w:r>
           </w:p>
         </w:tc>
@@ -26665,7 +26699,6 @@
               </w:rPr>
             </w:pPr>
             <w:proofErr w:type="spellStart"/>
-            <w:proofErr w:type="gramStart"/>
             <w:r>
               <w:rPr>
                 <w:lang w:eastAsia="ru-RU"/>
@@ -26679,7 +26712,6 @@
               </w:rPr>
               <w:t>.</w:t>
             </w:r>
-            <w:proofErr w:type="gramEnd"/>
           </w:p>
         </w:tc>
         <w:tc>
@@ -26703,7 +26735,6 @@
               <w:t xml:space="preserve">Первоначальная </w:t>
             </w:r>
             <w:proofErr w:type="spellStart"/>
-            <w:proofErr w:type="gramStart"/>
             <w:r>
               <w:rPr>
                 <w:lang w:eastAsia="ru-RU"/>
@@ -26717,7 +26748,6 @@
               </w:rPr>
               <w:t>.</w:t>
             </w:r>
-            <w:proofErr w:type="gramEnd"/>
           </w:p>
         </w:tc>
         <w:tc>
@@ -28067,7 +28097,6 @@
               <w:t xml:space="preserve">Первоначальная </w:t>
             </w:r>
             <w:proofErr w:type="spellStart"/>
-            <w:proofErr w:type="gramStart"/>
             <w:r>
               <w:rPr>
                 <w:lang w:eastAsia="ru-RU"/>
@@ -28081,7 +28110,6 @@
               </w:rPr>
               <w:t>.</w:t>
             </w:r>
-            <w:proofErr w:type="gramEnd"/>
           </w:p>
         </w:tc>
         <w:tc>
@@ -28105,7 +28133,6 @@
               <w:t xml:space="preserve">Общая </w:t>
             </w:r>
             <w:proofErr w:type="spellStart"/>
-            <w:proofErr w:type="gramStart"/>
             <w:r>
               <w:rPr>
                 <w:lang w:eastAsia="ru-RU"/>
@@ -28113,7 +28140,6 @@
               <w:t>стоимость,Руб</w:t>
             </w:r>
             <w:proofErr w:type="spellEnd"/>
-            <w:proofErr w:type="gramEnd"/>
           </w:p>
         </w:tc>
       </w:tr>
@@ -28616,27 +28642,7 @@
           <w:szCs w:val="28"/>
           <w:lang w:eastAsia="ru-RU"/>
         </w:rPr>
-        <w:t>)</w:t>
-      </w:r>
-      <w:proofErr w:type="gramStart"/>
-      <w:r>
-        <w:rPr>
-          <w:i/>
-          <w:sz w:val="28"/>
-          <w:szCs w:val="28"/>
-          <w:lang w:eastAsia="ru-RU"/>
-        </w:rPr>
-        <w:t>/(</w:t>
-      </w:r>
-      <w:proofErr w:type="gramEnd"/>
-      <w:r>
-        <w:rPr>
-          <w:i/>
-          <w:sz w:val="28"/>
-          <w:szCs w:val="28"/>
-          <w:lang w:eastAsia="ru-RU"/>
-        </w:rPr>
-        <w:t>365*100)</w:t>
+        <w:t>)/(365*100)</w:t>
       </w:r>
     </w:p>
     <w:p>
@@ -28743,9 +28749,8 @@
           <w:szCs w:val="28"/>
           <w:lang w:eastAsia="ru-RU"/>
         </w:rPr>
-        <w:t xml:space="preserve"> </w:t>
-      </w:r>
-      <w:proofErr w:type="gramStart"/>
+        <w:t xml:space="preserve"> =</w:t>
+      </w:r>
       <w:r>
         <w:rPr>
           <w:i/>
@@ -28753,26 +28758,7 @@
           <w:szCs w:val="28"/>
           <w:lang w:eastAsia="ru-RU"/>
         </w:rPr>
-        <w:t>=</w:t>
-      </w:r>
-      <w:r>
-        <w:rPr>
-          <w:i/>
-          <w:sz w:val="28"/>
-          <w:szCs w:val="28"/>
-          <w:lang w:eastAsia="ru-RU"/>
-        </w:rPr>
-        <w:t>(</w:t>
-      </w:r>
-      <w:proofErr w:type="gramEnd"/>
-      <w:r>
-        <w:rPr>
-          <w:i/>
-          <w:sz w:val="28"/>
-          <w:szCs w:val="28"/>
-          <w:lang w:eastAsia="ru-RU"/>
-        </w:rPr>
-        <w:t xml:space="preserve">15000 </w:t>
+        <w:t xml:space="preserve">(15000 </w:t>
       </w:r>
       <w:r>
         <w:rPr>
@@ -29032,7 +29018,6 @@
               <w:t xml:space="preserve">Сметная </w:t>
             </w:r>
             <w:proofErr w:type="spellStart"/>
-            <w:proofErr w:type="gramStart"/>
             <w:r>
               <w:rPr>
                 <w:lang w:eastAsia="ru-RU"/>
@@ -29046,7 +29031,6 @@
               </w:rPr>
               <w:t>.</w:t>
             </w:r>
-            <w:proofErr w:type="gramEnd"/>
           </w:p>
         </w:tc>
       </w:tr>
@@ -29619,25 +29603,7 @@
           <w:szCs w:val="28"/>
           <w:lang w:eastAsia="ru-RU"/>
         </w:rPr>
-        <w:t>Полученная стоимость разработки значительно ниже стоимости внедрения готовых коммерческих решений, таких как «1</w:t>
-      </w:r>
-      <w:proofErr w:type="gramStart"/>
-      <w:r>
-        <w:rPr>
-          <w:sz w:val="28"/>
-          <w:szCs w:val="28"/>
-          <w:lang w:eastAsia="ru-RU"/>
-        </w:rPr>
-        <w:t>С:Колледж</w:t>
-      </w:r>
-      <w:proofErr w:type="gramEnd"/>
-      <w:r>
-        <w:rPr>
-          <w:sz w:val="28"/>
-          <w:szCs w:val="28"/>
-          <w:lang w:eastAsia="ru-RU"/>
-        </w:rPr>
-        <w:t>» (от 40 000 руб.) или «Галактика: Управление вузом» (от 100 000 руб.), что подтверждает экономическую целесообразность разработки собственного программного модуля.</w:t>
+        <w:t>Полученная стоимость разработки значительно ниже стоимости внедрения готовых коммерческих решений, таких как «1С:Колледж» (от 40 000 руб.) или «Галактика: Управление вузом» (от 100 000 руб.), что подтверждает экономическую целесообразность разработки собственного программного модуля.</w:t>
       </w:r>
     </w:p>
     <w:p>
@@ -30012,23 +29978,7 @@
           <w:sz w:val="28"/>
           <w:szCs w:val="28"/>
         </w:rPr>
-        <w:t>В экономической части проекта выполнен расчёт затрат на разработку системы. Итоговая стоимость составила 23 737 рублей, а с учётом полной стоимости оборудования — 37 130 рублей. Это значительно ниже стоимости внедрения готовых коммерческих решений, таких как «1</w:t>
-      </w:r>
-      <w:proofErr w:type="gramStart"/>
-      <w:r>
-        <w:rPr>
-          <w:sz w:val="28"/>
-          <w:szCs w:val="28"/>
-        </w:rPr>
-        <w:t>С:Колледж</w:t>
-      </w:r>
-      <w:proofErr w:type="gramEnd"/>
-      <w:r>
-        <w:rPr>
-          <w:sz w:val="28"/>
-          <w:szCs w:val="28"/>
-        </w:rPr>
-        <w:t>» (от 40 000 рублей) или «Галактика: Управление вузом» (от 100 000 рублей), что подтверждает экономическую целесообразность разработки собственного программного модуля</w:t>
+        <w:t>В экономической части проекта выполнен расчёт затрат на разработку системы. Итоговая стоимость составила 23 737 рублей, а с учётом полной стоимости оборудования — 37 130 рублей. Это значительно ниже стоимости внедрения готовых коммерческих решений, таких как «1С:Колледж» (от 40 000 рублей) или «Галактика: Управление вузом» (от 100 000 рублей), что подтверждает экономическую целесообразность разработки собственного программного модуля</w:t>
       </w:r>
       <w:r>
         <w:rPr>
